--- a/RAG/Guia de Contexto e Interação com o Cliente - Sistemas de Exaustão.docx
+++ b/RAG/Guia de Contexto e Interação com o Cliente - Sistemas de Exaustão.docx
@@ -15,7 +15,7 @@
           <w:szCs w:val="46"/>
         </w:rPr>
       </w:pPr>
-      <w:bookmarkStart w:colFirst="0" w:colLast="0" w:name="_qck3wxczh0ih" w:id="0"/>
+      <w:bookmarkStart w:colFirst="0" w:colLast="0" w:name="_oqipmvpb54mg" w:id="0"/>
       <w:bookmarkEnd w:id="0"/>
       <w:r>
         <w:rPr>
@@ -25,7 +25,7 @@
           <w:szCs w:val="46"/>
           <w:rtl w:val="0"/>
         </w:rPr>
-        <w:t xml:space="preserve">Guia de Contexto e Interação com o Cliente - Sistemas de Exaustão</w:t>
+        <w:t xml:space="preserve">Guia Técnico de Elementos Filtrantes Industriais</w:t>
       </w:r>
     </w:p>
     <w:p>
@@ -41,7 +41,7 @@
           <w:szCs w:val="34"/>
         </w:rPr>
       </w:pPr>
-      <w:bookmarkStart w:colFirst="0" w:colLast="0" w:name="_sb8ln9r6jz0d" w:id="1"/>
+      <w:bookmarkStart w:colFirst="0" w:colLast="0" w:name="_3vtx7yzssro" w:id="1"/>
       <w:bookmarkEnd w:id="1"/>
       <w:r>
         <w:rPr>
@@ -51,7 +51,7 @@
           <w:szCs w:val="34"/>
           <w:rtl w:val="0"/>
         </w:rPr>
-        <w:t xml:space="preserve">1. Objetivo deste Documento</w:t>
+        <w:t xml:space="preserve">1. Princípios Básicos de Filtração</w:t>
       </w:r>
     </w:p>
     <w:p>
@@ -63,45 +63,49 @@
         <w:rPr>
           <w:rtl w:val="0"/>
         </w:rPr>
-        <w:t xml:space="preserve">Este documento serve como base de conhecimento (Knowledge Base) para o Assistente de IA. Ele detalha o fluxo de venda técnica, as regras de ouro da comunicação, os perfis dos clientes, e o questionário exato de diagnóstico para recomendar equipamentos e fechar orçamentos via WhatsApp.</w:t>
-      </w:r>
-    </w:p>
-    <w:p>
-      <w:pPr>
-        <w:pStyle w:val="Heading2"/>
-        <w:keepNext w:val="0"/>
-        <w:keepLines w:val="0"/>
-        <w:spacing w:after="80" w:lineRule="auto"/>
-        <w:rPr>
-          <w:b w:val="1"/>
-          <w:bCs w:val="1"/>
-          <w:sz w:val="34"/>
-          <w:szCs w:val="34"/>
-        </w:rPr>
-      </w:pPr>
-      <w:bookmarkStart w:colFirst="0" w:colLast="0" w:name="_wlrvuysxdaj9" w:id="2"/>
-      <w:bookmarkEnd w:id="2"/>
-      <w:r>
-        <w:rPr>
-          <w:b w:val="1"/>
-          <w:bCs w:val="1"/>
-          <w:sz w:val="34"/>
-          <w:szCs w:val="34"/>
-          <w:rtl w:val="0"/>
-        </w:rPr>
-        <w:t xml:space="preserve">2. Fluxograma de Venda Técnica e Orçamento Rápido</w:t>
-      </w:r>
-    </w:p>
-    <w:p>
-      <w:pPr>
-        <w:spacing w:after="240" w:before="240" w:lineRule="auto"/>
-        <w:rPr/>
-      </w:pPr>
-      <w:r>
-        <w:rPr>
-          <w:rtl w:val="0"/>
-        </w:rPr>
-        <w:t xml:space="preserve">Nosso modelo de vendas é ágil, consultivo e focado em personalização. A IA deve conduzir a conversa seguindo este fluxo:</w:t>
+        <w:t xml:space="preserve">A escolha do tecido filtrante impacta diretamente o </w:t>
+      </w:r>
+      <w:r>
+        <w:rPr>
+          <w:b w:val="1"/>
+          <w:bCs w:val="1"/>
+          <w:rtl w:val="0"/>
+        </w:rPr>
+        <w:t xml:space="preserve">desempenho do equipamento exaustor</w:t>
+      </w:r>
+      <w:r>
+        <w:rPr>
+          <w:rtl w:val="0"/>
+        </w:rPr>
+        <w:t xml:space="preserve">. A relação fundamental na filtração industrial baseia-se no equilíbrio entre </w:t>
+      </w:r>
+      <w:r>
+        <w:rPr>
+          <w:b w:val="1"/>
+          <w:bCs w:val="1"/>
+          <w:rtl w:val="0"/>
+        </w:rPr>
+        <w:t xml:space="preserve">retenção de partículas</w:t>
+      </w:r>
+      <w:r>
+        <w:rPr>
+          <w:rtl w:val="0"/>
+        </w:rPr>
+        <w:t xml:space="preserve"> e </w:t>
+      </w:r>
+      <w:r>
+        <w:rPr>
+          <w:b w:val="1"/>
+          <w:bCs w:val="1"/>
+          <w:rtl w:val="0"/>
+        </w:rPr>
+        <w:t xml:space="preserve">permeabilidade do ar</w:t>
+      </w:r>
+      <w:r>
+        <w:rPr>
+          <w:rtl w:val="0"/>
+        </w:rPr>
+        <w:t xml:space="preserve">.</w:t>
       </w:r>
     </w:p>
     <w:p>
@@ -119,13 +123,13 @@
           <w:bCs w:val="1"/>
           <w:rtl w:val="0"/>
         </w:rPr>
-        <w:t xml:space="preserve">Diagnóstico (Perguntas Chave):</w:t>
-      </w:r>
-      <w:r>
-        <w:rPr>
-          <w:rtl w:val="0"/>
-        </w:rPr>
-        <w:t xml:space="preserve"> Entender a dor e as variáveis do cliente.</w:t>
+        <w:t xml:space="preserve">Tecidos Abertos (ex: Sarja):</w:t>
+      </w:r>
+      <w:r>
+        <w:rPr>
+          <w:rtl w:val="0"/>
+        </w:rPr>
+        <w:t xml:space="preserve"> Permitem maior fluxo de ar e menor perda de carga (pressão), mas retêm apenas partículas maiores.</w:t>
       </w:r>
     </w:p>
     <w:p>
@@ -143,89 +147,13 @@
           <w:bCs w:val="1"/>
           <w:rtl w:val="0"/>
         </w:rPr>
-        <w:t xml:space="preserve">Busca no Histórico:</w:t>
-      </w:r>
-      <w:r>
-        <w:rPr>
-          <w:rtl w:val="0"/>
-        </w:rPr>
-        <w:t xml:space="preserve"> Encontrar um caso de sucesso semelhante na </w:t>
-      </w:r>
-      <w:r>
-        <w:rPr>
-          <w:rFonts w:ascii="Roboto Mono" w:cs="Roboto Mono" w:eastAsia="Roboto Mono" w:hAnsi="Roboto Mono"/>
-          <w:color w:val="188038"/>
-          <w:rtl w:val="0"/>
-        </w:rPr>
-        <w:t xml:space="preserve">Planilha Inteligente</w:t>
-      </w:r>
-      <w:r>
-        <w:rPr>
-          <w:rtl w:val="0"/>
-        </w:rPr>
-        <w:t xml:space="preserve">.</w:t>
-      </w:r>
-    </w:p>
-    <w:p>
-      <w:pPr>
-        <w:numPr>
-          <w:ilvl w:val="0"/>
-          <w:numId w:val="1"/>
-        </w:numPr>
-        <w:spacing w:after="0" w:afterAutospacing="0" w:before="0" w:beforeAutospacing="0" w:lineRule="auto"/>
-        <w:ind w:left="720" w:hanging="360"/>
-      </w:pPr>
-      <w:r>
-        <w:rPr>
-          <w:b w:val="1"/>
-          <w:bCs w:val="1"/>
-          <w:rtl w:val="0"/>
-        </w:rPr>
-        <w:t xml:space="preserve">Apresentação da Solução (Prova Social):</w:t>
-      </w:r>
-      <w:r>
-        <w:rPr>
-          <w:rtl w:val="0"/>
-        </w:rPr>
-        <w:t xml:space="preserve"> Mostrar qual equipamento resolve o problema, citando um caso real de sucesso.</w:t>
-      </w:r>
-    </w:p>
-    <w:p>
-      <w:pPr>
-        <w:numPr>
-          <w:ilvl w:val="0"/>
-          <w:numId w:val="1"/>
-        </w:numPr>
-        <w:spacing w:after="0" w:afterAutospacing="0" w:before="0" w:beforeAutospacing="0" w:lineRule="auto"/>
-        <w:ind w:left="720" w:hanging="360"/>
-      </w:pPr>
-      <w:r>
-        <w:rPr>
-          <w:b w:val="1"/>
-          <w:bCs w:val="1"/>
-          <w:rtl w:val="0"/>
-        </w:rPr>
-        <w:t xml:space="preserve">Personalização:</w:t>
-      </w:r>
-      <w:r>
-        <w:rPr>
-          <w:rtl w:val="0"/>
-        </w:rPr>
-        <w:t xml:space="preserve"> Explicar que detalhes como </w:t>
-      </w:r>
-      <w:r>
-        <w:rPr>
-          <w:b w:val="1"/>
-          <w:bCs w:val="1"/>
-          <w:rtl w:val="0"/>
-        </w:rPr>
-        <w:t xml:space="preserve">motores, torque, quantidade de bocas de sucção e tipo de filtro</w:t>
-      </w:r>
-      <w:r>
-        <w:rPr>
-          <w:rtl w:val="0"/>
-        </w:rPr>
-        <w:t xml:space="preserve"> serão ajustados e fabricados para a necessidade exata dele.</w:t>
+        <w:t xml:space="preserve">Tecidos Fechados/Densos (ex: Agulhados):</w:t>
+      </w:r>
+      <w:r>
+        <w:rPr>
+          <w:rtl w:val="0"/>
+        </w:rPr>
+        <w:t xml:space="preserve"> Retêm partículas muito finas, mas oferecem maior resistência à passagem do ar. Se o exaustor não tiver potência suficiente, o sistema perde poder de sucção.</w:t>
       </w:r>
     </w:p>
     <w:p>
@@ -243,13 +171,28 @@
           <w:bCs w:val="1"/>
           <w:rtl w:val="0"/>
         </w:rPr>
-        <w:t xml:space="preserve">Fechamento no WhatsApp:</w:t>
-      </w:r>
-      <w:r>
-        <w:rPr>
-          <w:rtl w:val="0"/>
-        </w:rPr>
-        <w:t xml:space="preserve"> Como muitos orçamentos são aprovados na hora, a IA deve preparar o terreno e oferecer o envio do orçamento direto na conversa.</w:t>
+        <w:t xml:space="preserve">Tratamentos de Superfície (ex: Teflonado):</w:t>
+      </w:r>
+      <w:r>
+        <w:rPr>
+          <w:rtl w:val="0"/>
+        </w:rPr>
+        <w:t xml:space="preserve"> Alteram as propriedades do tecido para lidar com materiais difíceis (úmidos, oleosos ou pegajosos), facilitando a limpeza e evitando o "cegamento" (entupimento definitivo) do filtro.</w:t>
+      </w:r>
+    </w:p>
+    <w:p>
+      <w:pPr>
+        <w:rPr/>
+      </w:pPr>
+      <w:r>
+        <w:pict>
+          <v:rect style="width:0.0pt;height:1.5pt" o:hr="t" o:hrstd="t" o:hralign="center" fillcolor="#A0A0A0" stroked="f"/>
+        </w:pict>
+      </w:r>
+      <w:r>
+        <w:rPr>
+          <w:rtl w:val="0"/>
+        </w:rPr>
       </w:r>
     </w:p>
     <w:p>
@@ -265,8 +208,8 @@
           <w:szCs w:val="34"/>
         </w:rPr>
       </w:pPr>
-      <w:bookmarkStart w:colFirst="0" w:colLast="0" w:name="_t9cv2xua822m" w:id="3"/>
-      <w:bookmarkEnd w:id="3"/>
+      <w:bookmarkStart w:colFirst="0" w:colLast="0" w:name="_5a5dmta99y3w" w:id="2"/>
+      <w:bookmarkEnd w:id="2"/>
       <w:r>
         <w:rPr>
           <w:b w:val="1"/>
@@ -275,7 +218,7 @@
           <w:szCs w:val="34"/>
           <w:rtl w:val="0"/>
         </w:rPr>
-        <w:t xml:space="preserve">3. As Regras de Ouro (O QUE FAZER e O QUE NÃO FAZER)</w:t>
+        <w:t xml:space="preserve">2. Especificações dos Tecidos Filtrantes</w:t>
       </w:r>
     </w:p>
     <w:p>
@@ -292,11 +235,10 @@
           <w:szCs w:val="26"/>
         </w:rPr>
       </w:pPr>
-      <w:bookmarkStart w:colFirst="0" w:colLast="0" w:name="_luart29ztnip" w:id="4"/>
-      <w:bookmarkEnd w:id="4"/>
-      <w:r>
-        <w:rPr>
-          <w:rFonts w:ascii="Arial Unicode MS" w:cs="Arial Unicode MS" w:eastAsia="Arial Unicode MS" w:hAnsi="Arial Unicode MS"/>
+      <w:bookmarkStart w:colFirst="0" w:colLast="0" w:name="_cn8fyi33pmax" w:id="3"/>
+      <w:bookmarkEnd w:id="3"/>
+      <w:r>
+        <w:rPr>
           <w:b w:val="1"/>
           <w:bCs w:val="1"/>
           <w:color w:val="000000"/>
@@ -304,7 +246,19 @@
           <w:szCs w:val="26"/>
           <w:rtl w:val="0"/>
         </w:rPr>
-        <w:t xml:space="preserve">✅ O QUE NÃO PODE FALTAR (OBRIGATÓRIO)</w:t>
+        <w:t xml:space="preserve">Sarja (Tecido Plano)</w:t>
+      </w:r>
+    </w:p>
+    <w:p>
+      <w:pPr>
+        <w:spacing w:after="240" w:before="240" w:lineRule="auto"/>
+        <w:rPr/>
+      </w:pPr>
+      <w:r>
+        <w:rPr>
+          <w:rtl w:val="0"/>
+        </w:rPr>
+        <w:t xml:space="preserve">É um tecido estruturado em trama diagonal, conhecido por sua alta durabilidade e excelente permeabilidade ao ar.</w:t>
       </w:r>
     </w:p>
     <w:p>
@@ -313,7 +267,7 @@
           <w:ilvl w:val="0"/>
           <w:numId w:val="5"/>
         </w:numPr>
-        <w:spacing w:after="240" w:before="240" w:lineRule="auto"/>
+        <w:spacing w:after="0" w:afterAutospacing="0" w:before="240" w:lineRule="auto"/>
         <w:ind w:left="720" w:hanging="360"/>
       </w:pPr>
       <w:r>
@@ -322,41 +276,61 @@
           <w:bCs w:val="1"/>
           <w:rtl w:val="0"/>
         </w:rPr>
-        <w:t xml:space="preserve">Citar Casos de Sucesso e Clientes Reais:</w:t>
-      </w:r>
-      <w:r>
-        <w:rPr>
-          <w:rtl w:val="0"/>
-        </w:rPr>
-        <w:t xml:space="preserve"> Sempre que recomendar um equipamento baseado na planilha, você </w:t>
-      </w:r>
-      <w:r>
-        <w:rPr>
-          <w:b w:val="1"/>
-          <w:bCs w:val="1"/>
-          <w:rtl w:val="0"/>
-        </w:rPr>
-        <w:t xml:space="preserve">DEVE</w:t>
-      </w:r>
-      <w:r>
-        <w:rPr>
-          <w:rtl w:val="0"/>
-        </w:rPr>
-        <w:t xml:space="preserve"> mencionar o nome do equipamento e em qual cliente/caso ele funcionou com sucesso. (Ex: </w:t>
-      </w:r>
-      <w:r>
-        <w:rPr>
-          <w:i w:val="1"/>
-          <w:iCs w:val="1"/>
-          <w:rtl w:val="0"/>
-        </w:rPr>
-        <w:t xml:space="preserve">"Esse problema nós resolvemos no cliente [Nome do Cliente da Planilha] utilizando o [Nome do Equipamento]"</w:t>
-      </w:r>
-      <w:r>
-        <w:rPr>
-          <w:rtl w:val="0"/>
-        </w:rPr>
-        <w:t xml:space="preserve">).</w:t>
+        <w:t xml:space="preserve">Características:</w:t>
+      </w:r>
+      <w:r>
+        <w:rPr>
+          <w:rtl w:val="0"/>
+        </w:rPr>
+        <w:t xml:space="preserve"> Fios entrelaçados que deixam microporosidades relativamente maiores. Não é ideal para pós ultrafinos, pois eles podem passar pela trama.</w:t>
+      </w:r>
+    </w:p>
+    <w:p>
+      <w:pPr>
+        <w:numPr>
+          <w:ilvl w:val="0"/>
+          <w:numId w:val="5"/>
+        </w:numPr>
+        <w:spacing w:after="0" w:afterAutospacing="0" w:before="0" w:beforeAutospacing="0" w:lineRule="auto"/>
+        <w:ind w:left="720" w:hanging="360"/>
+      </w:pPr>
+      <w:r>
+        <w:rPr>
+          <w:b w:val="1"/>
+          <w:bCs w:val="1"/>
+          <w:rtl w:val="0"/>
+        </w:rPr>
+        <w:t xml:space="preserve">Aplicações Ideais:</w:t>
+      </w:r>
+      <w:r>
+        <w:rPr>
+          <w:rtl w:val="0"/>
+        </w:rPr>
+        <w:t xml:space="preserve"> Pós mais grossos e particulados pesados. Muito utilizado em marcenarias tradicionais (pó de serra), grãos (moinhos e silos), pó de cimento e particulados metálicos secos.</w:t>
+      </w:r>
+    </w:p>
+    <w:p>
+      <w:pPr>
+        <w:numPr>
+          <w:ilvl w:val="0"/>
+          <w:numId w:val="5"/>
+        </w:numPr>
+        <w:spacing w:after="240" w:before="0" w:beforeAutospacing="0" w:lineRule="auto"/>
+        <w:ind w:left="720" w:hanging="360"/>
+      </w:pPr>
+      <w:r>
+        <w:rPr>
+          <w:b w:val="1"/>
+          <w:bCs w:val="1"/>
+          <w:rtl w:val="0"/>
+        </w:rPr>
+        <w:t xml:space="preserve">Vantagem:</w:t>
+      </w:r>
+      <w:r>
+        <w:rPr>
+          <w:rtl w:val="0"/>
+        </w:rPr>
+        <w:t xml:space="preserve"> Permite que o exaustor trabalhe com vazão máxima de ar devido à baixa resistência do tecido.</w:t>
       </w:r>
     </w:p>
     <w:p>
@@ -373,11 +347,10 @@
           <w:szCs w:val="26"/>
         </w:rPr>
       </w:pPr>
-      <w:bookmarkStart w:colFirst="0" w:colLast="0" w:name="_tyli7dp5qp4x" w:id="5"/>
-      <w:bookmarkEnd w:id="5"/>
-      <w:r>
-        <w:rPr>
-          <w:rFonts w:ascii="Arial Unicode MS" w:cs="Arial Unicode MS" w:eastAsia="Arial Unicode MS" w:hAnsi="Arial Unicode MS"/>
+      <w:bookmarkStart w:colFirst="0" w:colLast="0" w:name="_vlf9lk5owtpo" w:id="4"/>
+      <w:bookmarkEnd w:id="4"/>
+      <w:r>
+        <w:rPr>
           <w:b w:val="1"/>
           <w:bCs w:val="1"/>
           <w:color w:val="000000"/>
@@ -385,14 +358,26 @@
           <w:szCs w:val="26"/>
           <w:rtl w:val="0"/>
         </w:rPr>
-        <w:t xml:space="preserve">❌ O QUE É PROIBIDO (NÃO FAZER)</w:t>
+        <w:t xml:space="preserve">Sarja Grossa</w:t>
+      </w:r>
+    </w:p>
+    <w:p>
+      <w:pPr>
+        <w:spacing w:after="240" w:before="240" w:lineRule="auto"/>
+        <w:rPr/>
+      </w:pPr>
+      <w:r>
+        <w:rPr>
+          <w:rtl w:val="0"/>
+        </w:rPr>
+        <w:t xml:space="preserve">Uma variação da sarja tradicional, construída com fios mais espessos e uma gramatura maior.</w:t>
       </w:r>
     </w:p>
     <w:p>
       <w:pPr>
         <w:numPr>
           <w:ilvl w:val="0"/>
-          <w:numId w:val="7"/>
+          <w:numId w:val="2"/>
         </w:numPr>
         <w:spacing w:after="0" w:afterAutospacing="0" w:before="240" w:lineRule="auto"/>
         <w:ind w:left="720" w:hanging="360"/>
@@ -403,48 +388,20 @@
           <w:bCs w:val="1"/>
           <w:rtl w:val="0"/>
         </w:rPr>
-        <w:t xml:space="preserve">NÃO REVELE O TECIDO DO FILTRO:</w:t>
-      </w:r>
-      <w:r>
-        <w:rPr>
-          <w:rtl w:val="0"/>
-        </w:rPr>
-        <w:t xml:space="preserve"> Para proteger nosso </w:t>
-      </w:r>
-      <w:r>
-        <w:rPr>
-          <w:i w:val="1"/>
-          <w:iCs w:val="1"/>
-          <w:rtl w:val="0"/>
-        </w:rPr>
-        <w:t xml:space="preserve">know-how</w:t>
-      </w:r>
-      <w:r>
-        <w:rPr>
-          <w:rtl w:val="0"/>
-        </w:rPr>
-        <w:t xml:space="preserve"> de engenharia, </w:t>
-      </w:r>
-      <w:r>
-        <w:rPr>
-          <w:b w:val="1"/>
-          <w:bCs w:val="1"/>
-          <w:rtl w:val="0"/>
-        </w:rPr>
-        <w:t xml:space="preserve">NUNCA</w:t>
-      </w:r>
-      <w:r>
-        <w:rPr>
-          <w:rtl w:val="0"/>
-        </w:rPr>
-        <w:t xml:space="preserve"> passe o tipo de tecido/material do filtro (ex: Sarja Grossa, AG 350, PTFE, Cartucho Aluminizado) nas mensagens para o cliente. Fale apenas o tipo geral (ex: Filtro Manga, Filtro Cartucho, Filtro Balão).</w:t>
+        <w:t xml:space="preserve">Características:</w:t>
+      </w:r>
+      <w:r>
+        <w:rPr>
+          <w:rtl w:val="0"/>
+        </w:rPr>
+        <w:t xml:space="preserve"> Altíssima resistência mecânica a rasgos e desgaste por abrasão. Permeabilidade ao ar ligeiramente menor que a sarja comum.</w:t>
       </w:r>
     </w:p>
     <w:p>
       <w:pPr>
         <w:numPr>
           <w:ilvl w:val="0"/>
-          <w:numId w:val="7"/>
+          <w:numId w:val="2"/>
         </w:numPr>
         <w:spacing w:after="240" w:before="0" w:beforeAutospacing="0" w:lineRule="auto"/>
         <w:ind w:left="720" w:hanging="360"/>
@@ -455,187 +412,13 @@
           <w:bCs w:val="1"/>
           <w:rtl w:val="0"/>
         </w:rPr>
-        <w:t xml:space="preserve">NÃO ADIVINHE:</w:t>
-      </w:r>
-      <w:r>
-        <w:rPr>
-          <w:rtl w:val="0"/>
-        </w:rPr>
-        <w:t xml:space="preserve"> Se o pó não estiver no histórico, não invente dados. Diga que avaliará com a engenharia.</w:t>
-      </w:r>
-    </w:p>
-    <w:p>
-      <w:pPr>
-        <w:pStyle w:val="Heading2"/>
-        <w:keepNext w:val="0"/>
-        <w:keepLines w:val="0"/>
-        <w:spacing w:after="80" w:lineRule="auto"/>
-        <w:rPr>
-          <w:b w:val="1"/>
-          <w:bCs w:val="1"/>
-          <w:sz w:val="34"/>
-          <w:szCs w:val="34"/>
-        </w:rPr>
-      </w:pPr>
-      <w:bookmarkStart w:colFirst="0" w:colLast="0" w:name="_29dmtaplzzhb" w:id="6"/>
-      <w:bookmarkEnd w:id="6"/>
-      <w:r>
-        <w:rPr>
-          <w:b w:val="1"/>
-          <w:bCs w:val="1"/>
-          <w:sz w:val="34"/>
-          <w:szCs w:val="34"/>
-          <w:rtl w:val="0"/>
-        </w:rPr>
-        <w:t xml:space="preserve">4. Questionário de Diagnóstico (Perguntas Obrigatórias)</w:t>
-      </w:r>
-    </w:p>
-    <w:p>
-      <w:pPr>
-        <w:spacing w:after="240" w:before="240" w:lineRule="auto"/>
-        <w:rPr/>
-      </w:pPr>
-      <w:r>
-        <w:rPr>
-          <w:rtl w:val="0"/>
-        </w:rPr>
-        <w:t xml:space="preserve">Quando o cliente for vago (ex: </w:t>
-      </w:r>
-      <w:r>
-        <w:rPr>
-          <w:i w:val="1"/>
-          <w:iCs w:val="1"/>
-          <w:rtl w:val="0"/>
-        </w:rPr>
-        <w:t xml:space="preserve">"Preciso de um exaustor"</w:t>
-      </w:r>
-      <w:r>
-        <w:rPr>
-          <w:rtl w:val="0"/>
-        </w:rPr>
-        <w:t xml:space="preserve">), a IA deve assumir uma postura consultiva e investigar para diagnosticar corretamente. Faça as perguntas abaixo (de forma natural e fluida, não como um robô):</w:t>
-      </w:r>
-    </w:p>
-    <w:p>
-      <w:pPr>
-        <w:numPr>
-          <w:ilvl w:val="0"/>
-          <w:numId w:val="8"/>
-        </w:numPr>
-        <w:spacing w:after="0" w:afterAutospacing="0" w:before="240" w:lineRule="auto"/>
-        <w:ind w:left="720" w:hanging="360"/>
-      </w:pPr>
-      <w:r>
-        <w:rPr>
-          <w:b w:val="1"/>
-          <w:bCs w:val="1"/>
-          <w:rtl w:val="0"/>
-        </w:rPr>
-        <w:t xml:space="preserve">Material/Processo:</w:t>
-      </w:r>
-      <w:r>
-        <w:rPr>
-          <w:rtl w:val="0"/>
-        </w:rPr>
-        <w:t xml:space="preserve"> Qual é o tipo exato de pó, fumaça ou gás gerado? (Ex: Madeira, metal, solda, borracha, óleo?)</w:t>
-      </w:r>
-    </w:p>
-    <w:p>
-      <w:pPr>
-        <w:numPr>
-          <w:ilvl w:val="0"/>
-          <w:numId w:val="8"/>
-        </w:numPr>
-        <w:spacing w:after="0" w:afterAutospacing="0" w:before="0" w:beforeAutospacing="0" w:lineRule="auto"/>
-        <w:ind w:left="720" w:hanging="360"/>
-      </w:pPr>
-      <w:r>
-        <w:rPr>
-          <w:b w:val="1"/>
-          <w:bCs w:val="1"/>
-          <w:rtl w:val="0"/>
-        </w:rPr>
-        <w:t xml:space="preserve">Geração:</w:t>
-      </w:r>
-      <w:r>
-        <w:rPr>
-          <w:rtl w:val="0"/>
-        </w:rPr>
-        <w:t xml:space="preserve"> Qual é a máquina ou processo que está gerando esse resíduo? (Ex: Lixadeira, serra, extrusora, cabine de solda?)</w:t>
-      </w:r>
-    </w:p>
-    <w:p>
-      <w:pPr>
-        <w:numPr>
-          <w:ilvl w:val="0"/>
-          <w:numId w:val="8"/>
-        </w:numPr>
-        <w:spacing w:after="0" w:afterAutospacing="0" w:before="0" w:beforeAutospacing="0" w:lineRule="auto"/>
-        <w:ind w:left="720" w:hanging="360"/>
-      </w:pPr>
-      <w:r>
-        <w:rPr>
-          <w:b w:val="1"/>
-          <w:bCs w:val="1"/>
-          <w:rtl w:val="0"/>
-        </w:rPr>
-        <w:t xml:space="preserve">Captação (Bocas de Sucção):</w:t>
-      </w:r>
-      <w:r>
-        <w:rPr>
-          <w:rtl w:val="0"/>
-        </w:rPr>
-        <w:t xml:space="preserve"> Quantas máquinas serão conectadas ao exaustor simultaneamente? Ou qual é o tamanho/diâmetro da tubulação que você pretende usar?</w:t>
-      </w:r>
-    </w:p>
-    <w:p>
-      <w:pPr>
-        <w:numPr>
-          <w:ilvl w:val="0"/>
-          <w:numId w:val="8"/>
-        </w:numPr>
-        <w:spacing w:after="240" w:before="0" w:beforeAutospacing="0" w:lineRule="auto"/>
-        <w:ind w:left="720" w:hanging="360"/>
-      </w:pPr>
-      <w:r>
-        <w:rPr>
-          <w:b w:val="1"/>
-          <w:bCs w:val="1"/>
-          <w:rtl w:val="0"/>
-        </w:rPr>
-        <w:t xml:space="preserve">Distância/Potência:</w:t>
-      </w:r>
-      <w:r>
-        <w:rPr>
-          <w:rtl w:val="0"/>
-        </w:rPr>
-        <w:t xml:space="preserve"> Qual a distância aproximada entre a máquina e o local onde o exaustor vai ficar? (Isso ajuda a dimensionar o motor/torque).</w:t>
-      </w:r>
-    </w:p>
-    <w:p>
-      <w:pPr>
-        <w:pStyle w:val="Heading2"/>
-        <w:keepNext w:val="0"/>
-        <w:keepLines w:val="0"/>
-        <w:spacing w:after="80" w:lineRule="auto"/>
-        <w:rPr>
-          <w:b w:val="1"/>
-          <w:bCs w:val="1"/>
-          <w:sz w:val="34"/>
-          <w:szCs w:val="34"/>
-        </w:rPr>
-      </w:pPr>
-      <w:bookmarkStart w:colFirst="0" w:colLast="0" w:name="_gg1guziqc39s" w:id="7"/>
-      <w:bookmarkEnd w:id="7"/>
-      <w:r>
-        <w:rPr>
-          <w:b w:val="1"/>
-          <w:bCs w:val="1"/>
-          <w:sz w:val="34"/>
-          <w:szCs w:val="34"/>
-          <w:rtl w:val="0"/>
-        </w:rPr>
-        <w:t xml:space="preserve">5. Tipos Comuns de Mensagens e Como a IA Deve Interpretar</w:t>
+        <w:t xml:space="preserve">Aplicações Ideais:</w:t>
+      </w:r>
+      <w:r>
+        <w:rPr>
+          <w:rtl w:val="0"/>
+        </w:rPr>
+        <w:t xml:space="preserve"> Extração de materiais altamente abrasivos, cavacos de madeira maiores, lascas metálicas ou processos onde o particulado bate no filtro com muita velocidade e força.</w:t>
       </w:r>
     </w:p>
     <w:p>
@@ -652,8 +435,8 @@
           <w:szCs w:val="26"/>
         </w:rPr>
       </w:pPr>
-      <w:bookmarkStart w:colFirst="0" w:colLast="0" w:name="_qk6y0roxjbwm" w:id="8"/>
-      <w:bookmarkEnd w:id="8"/>
+      <w:bookmarkStart w:colFirst="0" w:colLast="0" w:name="_acpz2kxwfwhx" w:id="5"/>
+      <w:bookmarkEnd w:id="5"/>
       <w:r>
         <w:rPr>
           <w:b w:val="1"/>
@@ -663,7 +446,131 @@
           <w:szCs w:val="26"/>
           <w:rtl w:val="0"/>
         </w:rPr>
-        <w:t xml:space="preserve">Cenário A: O Problema de Saturação/Vazamento</w:t>
+        <w:t xml:space="preserve">Agulhado 400 (Feltro Não-Tecido)</w:t>
+      </w:r>
+    </w:p>
+    <w:p>
+      <w:pPr>
+        <w:spacing w:after="240" w:before="240" w:lineRule="auto"/>
+        <w:rPr/>
+      </w:pPr>
+      <w:r>
+        <w:rPr>
+          <w:rtl w:val="0"/>
+        </w:rPr>
+        <w:t xml:space="preserve">Os "agulhados" (ou feltros) não possuem trama reta como a sarja; são formados por milhares de fibras entrelaçadas mecanicamente por agulhas, criando uma filtração em profundidade. O "400" refere-se à gramatura (400 g/m²).</w:t>
+      </w:r>
+    </w:p>
+    <w:p>
+      <w:pPr>
+        <w:numPr>
+          <w:ilvl w:val="0"/>
+          <w:numId w:val="6"/>
+        </w:numPr>
+        <w:spacing w:after="0" w:afterAutospacing="0" w:before="240" w:lineRule="auto"/>
+        <w:ind w:left="720" w:hanging="360"/>
+      </w:pPr>
+      <w:r>
+        <w:rPr>
+          <w:b w:val="1"/>
+          <w:bCs w:val="1"/>
+          <w:rtl w:val="0"/>
+        </w:rPr>
+        <w:t xml:space="preserve">Características:</w:t>
+      </w:r>
+      <w:r>
+        <w:rPr>
+          <w:rtl w:val="0"/>
+        </w:rPr>
+        <w:t xml:space="preserve"> Excelente capacidade de retenção de partículas finas e ultrafinas. O pó fica retido na superfície e nas primeiras camadas do feltro.</w:t>
+      </w:r>
+    </w:p>
+    <w:p>
+      <w:pPr>
+        <w:numPr>
+          <w:ilvl w:val="0"/>
+          <w:numId w:val="6"/>
+        </w:numPr>
+        <w:spacing w:after="0" w:afterAutospacing="0" w:before="0" w:beforeAutospacing="0" w:lineRule="auto"/>
+        <w:ind w:left="720" w:hanging="360"/>
+      </w:pPr>
+      <w:r>
+        <w:rPr>
+          <w:b w:val="1"/>
+          <w:bCs w:val="1"/>
+          <w:rtl w:val="0"/>
+        </w:rPr>
+        <w:t xml:space="preserve">Aplicações Ideais:</w:t>
+      </w:r>
+      <w:r>
+        <w:rPr>
+          <w:rtl w:val="0"/>
+        </w:rPr>
+        <w:t xml:space="preserve"> Pós finos e secos. Excelente para lixadeiras de MDF, pó de gesso e poeiras industriais finas que não contêm umidade ou cola.</w:t>
+      </w:r>
+    </w:p>
+    <w:p>
+      <w:pPr>
+        <w:numPr>
+          <w:ilvl w:val="0"/>
+          <w:numId w:val="6"/>
+        </w:numPr>
+        <w:spacing w:after="240" w:before="0" w:beforeAutospacing="0" w:lineRule="auto"/>
+        <w:ind w:left="720" w:hanging="360"/>
+      </w:pPr>
+      <w:r>
+        <w:rPr>
+          <w:b w:val="1"/>
+          <w:bCs w:val="1"/>
+          <w:rtl w:val="0"/>
+        </w:rPr>
+        <w:t xml:space="preserve">Atenção:</w:t>
+      </w:r>
+      <w:r>
+        <w:rPr>
+          <w:rtl w:val="0"/>
+        </w:rPr>
+        <w:t xml:space="preserve"> Se usado com materiais pegajosos, os poros entopem rapidamente, reduzindo a sucção da máquina a zero.</w:t>
+      </w:r>
+    </w:p>
+    <w:p>
+      <w:pPr>
+        <w:pStyle w:val="Heading3"/>
+        <w:keepNext w:val="0"/>
+        <w:keepLines w:val="0"/>
+        <w:spacing w:before="280" w:lineRule="auto"/>
+        <w:rPr>
+          <w:b w:val="1"/>
+          <w:bCs w:val="1"/>
+          <w:color w:val="000000"/>
+          <w:sz w:val="26"/>
+          <w:szCs w:val="26"/>
+        </w:rPr>
+      </w:pPr>
+      <w:bookmarkStart w:colFirst="0" w:colLast="0" w:name="_prbbjum7l082" w:id="6"/>
+      <w:bookmarkEnd w:id="6"/>
+      <w:r>
+        <w:rPr>
+          <w:b w:val="1"/>
+          <w:bCs w:val="1"/>
+          <w:color w:val="000000"/>
+          <w:sz w:val="26"/>
+          <w:szCs w:val="26"/>
+          <w:rtl w:val="0"/>
+        </w:rPr>
+        <w:t xml:space="preserve">Agulhado 350 Teflonado</w:t>
+      </w:r>
+    </w:p>
+    <w:p>
+      <w:pPr>
+        <w:spacing w:after="240" w:before="240" w:lineRule="auto"/>
+        <w:rPr/>
+      </w:pPr>
+      <w:r>
+        <w:rPr>
+          <w:rtl w:val="0"/>
+        </w:rPr>
+        <w:t xml:space="preserve">Feltro agulhado com gramatura um pouco mais leve (350 g/m²), mas que recebe um banho ou membrana de Teflon (PTFE).</w:t>
       </w:r>
     </w:p>
     <w:p>
@@ -681,41 +588,13 @@
           <w:bCs w:val="1"/>
           <w:rtl w:val="0"/>
         </w:rPr>
-        <w:t xml:space="preserve">Como o cliente fala:</w:t>
-      </w:r>
-      <w:r>
-        <w:rPr>
-          <w:rtl w:val="0"/>
-        </w:rPr>
-        <w:t xml:space="preserve"> </w:t>
-      </w:r>
-      <w:r>
-        <w:rPr>
-          <w:i w:val="1"/>
-          <w:iCs w:val="1"/>
-          <w:rtl w:val="0"/>
-        </w:rPr>
-        <w:t xml:space="preserve">"Meu filtro atual está vazando muito pó"</w:t>
-      </w:r>
-      <w:r>
-        <w:rPr>
-          <w:rtl w:val="0"/>
-        </w:rPr>
-        <w:t xml:space="preserve">, </w:t>
-      </w:r>
-      <w:r>
-        <w:rPr>
-          <w:i w:val="1"/>
-          <w:iCs w:val="1"/>
-          <w:rtl w:val="0"/>
-        </w:rPr>
-        <w:t xml:space="preserve">"O cartucho saturou muito rápido"</w:t>
-      </w:r>
-      <w:r>
-        <w:rPr>
-          <w:rtl w:val="0"/>
-        </w:rPr>
-        <w:t xml:space="preserve">.</w:t>
+        <w:t xml:space="preserve">Características:</w:t>
+      </w:r>
+      <w:r>
+        <w:rPr>
+          <w:rtl w:val="0"/>
+        </w:rPr>
+        <w:t xml:space="preserve"> O tratamento teflonado cria uma superfície antiaderente. Isso faz com que a "torta de filtro" (camada de pó que se acumula) se desprenda com muita facilidade durante a limpeza do equipamento.</w:t>
       </w:r>
     </w:p>
     <w:p>
@@ -733,13 +612,27 @@
           <w:bCs w:val="1"/>
           <w:rtl w:val="0"/>
         </w:rPr>
-        <w:t xml:space="preserve">Como a IA deve agir:</w:t>
-      </w:r>
-      <w:r>
-        <w:rPr>
-          <w:rtl w:val="0"/>
-        </w:rPr>
-        <w:t xml:space="preserve"> Consultar a planilha de histórico para identificar falhas semelhantes e casos de sucesso que resolveram isso.</w:t>
+        <w:t xml:space="preserve">Aplicações Ideais:</w:t>
+      </w:r>
+      <w:r>
+        <w:rPr>
+          <w:rtl w:val="0"/>
+        </w:rPr>
+        <w:t xml:space="preserve"> Pós finos misturados com agentes aglutinantes, como resíduos de lixamento com </w:t>
+      </w:r>
+      <w:r>
+        <w:rPr>
+          <w:b w:val="1"/>
+          <w:bCs w:val="1"/>
+          <w:rtl w:val="0"/>
+        </w:rPr>
+        <w:t xml:space="preserve">cola, verniz, resinas ou umidade</w:t>
+      </w:r>
+      <w:r>
+        <w:rPr>
+          <w:rtl w:val="0"/>
+        </w:rPr>
+        <w:t xml:space="preserve">.</w:t>
       </w:r>
     </w:p>
     <w:p>
@@ -757,13 +650,13 @@
           <w:bCs w:val="1"/>
           <w:rtl w:val="0"/>
         </w:rPr>
-        <w:t xml:space="preserve">Ação:</w:t>
-      </w:r>
-      <w:r>
-        <w:rPr>
-          <w:rtl w:val="0"/>
-        </w:rPr>
-        <w:t xml:space="preserve"> Validar a dor do cliente, explicar tecnicamente o motivo da falha (sem revelar segredos de tecido) e sugerir a solução correta validada por outro cliente.</w:t>
+        <w:t xml:space="preserve">Vantagem:</w:t>
+      </w:r>
+      <w:r>
+        <w:rPr>
+          <w:rtl w:val="0"/>
+        </w:rPr>
+        <w:t xml:space="preserve"> Evita o empedramento do filtro. Sem o teflon, o verniz grudaria nas fibras e destruiria o filtro rapidamente.</w:t>
       </w:r>
     </w:p>
     <w:p>
@@ -780,8 +673,8 @@
           <w:szCs w:val="26"/>
         </w:rPr>
       </w:pPr>
-      <w:bookmarkStart w:colFirst="0" w:colLast="0" w:name="_e33un9ixijoy" w:id="9"/>
-      <w:bookmarkEnd w:id="9"/>
+      <w:bookmarkStart w:colFirst="0" w:colLast="0" w:name="_4ajoq2m9m2xo" w:id="7"/>
+      <w:bookmarkEnd w:id="7"/>
       <w:r>
         <w:rPr>
           <w:b w:val="1"/>
@@ -791,106 +684,19 @@
           <w:szCs w:val="26"/>
           <w:rtl w:val="0"/>
         </w:rPr>
-        <w:t xml:space="preserve">Cenário B: A Solicitação Direta (Com Ficha Técnica)</w:t>
-      </w:r>
-    </w:p>
-    <w:p>
-      <w:pPr>
-        <w:numPr>
-          <w:ilvl w:val="0"/>
-          <w:numId w:val="6"/>
-        </w:numPr>
-        <w:spacing w:after="0" w:afterAutospacing="0" w:before="240" w:lineRule="auto"/>
-        <w:ind w:left="720" w:hanging="360"/>
-      </w:pPr>
-      <w:r>
-        <w:rPr>
-          <w:b w:val="1"/>
-          <w:bCs w:val="1"/>
-          <w:rtl w:val="0"/>
-        </w:rPr>
-        <w:t xml:space="preserve">Como o cliente fala:</w:t>
-      </w:r>
-      <w:r>
-        <w:rPr>
-          <w:rtl w:val="0"/>
-        </w:rPr>
-        <w:t xml:space="preserve"> </w:t>
-      </w:r>
-      <w:r>
-        <w:rPr>
-          <w:i w:val="1"/>
-          <w:iCs w:val="1"/>
-          <w:rtl w:val="0"/>
-        </w:rPr>
-        <w:t xml:space="preserve">"Preciso de uma cotação para o Ciclone 150 NY com motor de 5CV para 2 bocas."</w:t>
-      </w:r>
-    </w:p>
-    <w:p>
-      <w:pPr>
-        <w:numPr>
-          <w:ilvl w:val="0"/>
-          <w:numId w:val="6"/>
-        </w:numPr>
-        <w:spacing w:after="240" w:before="0" w:beforeAutospacing="0" w:lineRule="auto"/>
-        <w:ind w:left="720" w:hanging="360"/>
-      </w:pPr>
-      <w:r>
-        <w:rPr>
-          <w:b w:val="1"/>
-          <w:bCs w:val="1"/>
-          <w:rtl w:val="0"/>
-        </w:rPr>
-        <w:t xml:space="preserve">Como a IA deve agir:</w:t>
-      </w:r>
-      <w:r>
-        <w:rPr>
-          <w:rtl w:val="0"/>
-        </w:rPr>
-        <w:t xml:space="preserve"> Buscar no catálogo as dimensões exatas. Confirmar que o motor e as bocas serão feitos sob medida e preparar o orçamento via WhatsApp.</w:t>
-      </w:r>
-    </w:p>
-    <w:p>
-      <w:pPr>
-        <w:pStyle w:val="Heading2"/>
-        <w:keepNext w:val="0"/>
-        <w:keepLines w:val="0"/>
-        <w:spacing w:after="80" w:lineRule="auto"/>
-        <w:rPr>
-          <w:b w:val="1"/>
-          <w:bCs w:val="1"/>
-          <w:sz w:val="34"/>
-          <w:szCs w:val="34"/>
-        </w:rPr>
-      </w:pPr>
-      <w:bookmarkStart w:colFirst="0" w:colLast="0" w:name="_emaxrw96oakh" w:id="10"/>
-      <w:bookmarkEnd w:id="10"/>
-      <w:r>
-        <w:rPr>
-          <w:b w:val="1"/>
-          <w:bCs w:val="1"/>
-          <w:sz w:val="34"/>
-          <w:szCs w:val="34"/>
-          <w:rtl w:val="0"/>
-        </w:rPr>
-        <w:t xml:space="preserve">6. Exemplos Práticos de Resposta (Golden Examples)</w:t>
+        <w:t xml:space="preserve">PP500 Teflonado (Polipropileno)</w:t>
       </w:r>
     </w:p>
     <w:p>
       <w:pPr>
         <w:spacing w:after="240" w:before="240" w:lineRule="auto"/>
-        <w:rPr>
-          <w:b w:val="1"/>
-          <w:bCs w:val="1"/>
-        </w:rPr>
-      </w:pPr>
-      <w:r>
-        <w:rPr>
-          <w:b w:val="1"/>
-          <w:bCs w:val="1"/>
-          <w:rtl w:val="0"/>
-        </w:rPr>
-        <w:t xml:space="preserve">Exemplo 1: Cliente vago / Início de Diagnóstico</w:t>
+        <w:rPr/>
+      </w:pPr>
+      <w:r>
+        <w:rPr>
+          <w:rtl w:val="0"/>
+        </w:rPr>
+        <w:t xml:space="preserve">Um feltro agulhado feito 100% de fibras de polipropileno (PP) com alta gramatura (500 g/m²) e tratamento antiaderente (Teflonado).</w:t>
       </w:r>
     </w:p>
     <w:p>
@@ -908,21 +714,13 @@
           <w:bCs w:val="1"/>
           <w:rtl w:val="0"/>
         </w:rPr>
-        <w:t xml:space="preserve">Cliente:</w:t>
-      </w:r>
-      <w:r>
-        <w:rPr>
-          <w:rtl w:val="0"/>
-        </w:rPr>
-        <w:t xml:space="preserve"> </w:t>
-      </w:r>
-      <w:r>
-        <w:rPr>
-          <w:i w:val="1"/>
-          <w:iCs w:val="1"/>
-          <w:rtl w:val="0"/>
-        </w:rPr>
-        <w:t xml:space="preserve">"Oi, queria ver um filtro para pó de alumínio."</w:t>
+        <w:t xml:space="preserve">Características:</w:t>
+      </w:r>
+      <w:r>
+        <w:rPr>
+          <w:rtl w:val="0"/>
+        </w:rPr>
+        <w:t xml:space="preserve"> O Polipropileno é quimicamente muito resistente (suporta ácidos e álcalis) e não absorve umidade. A gramatura de 500 g/m² o torna extremamente robusto e capaz de reter pó finíssimo, enquanto o teflon garante a limpeza da superfície.</w:t>
       </w:r>
     </w:p>
     <w:p>
@@ -940,140 +738,1418 @@
           <w:bCs w:val="1"/>
           <w:rtl w:val="0"/>
         </w:rPr>
-        <w:t xml:space="preserve">IA Ideal:</w:t>
-      </w:r>
-      <w:r>
-        <w:rPr>
-          <w:rtl w:val="0"/>
-        </w:rPr>
-        <w:t xml:space="preserve"> </w:t>
-      </w:r>
-      <w:r>
-        <w:rPr>
-          <w:i w:val="1"/>
-          <w:iCs w:val="1"/>
-          <w:rtl w:val="0"/>
-        </w:rPr>
-        <w:t xml:space="preserve">"Olá! Temos excelentes soluções para pó de alumínio. Para que eu possa recomendar o equipamento com o motor e a quantidade de bocas de sucção ideais para a sua necessidade, você poderia me informar: Qual máquina está gerando esse pó (ex: esmeril, serra)? E quantas máquinas pretende conectar ao exaustor?"</w:t>
-      </w:r>
-    </w:p>
-    <w:p>
-      <w:pPr>
-        <w:spacing w:after="240" w:before="240" w:lineRule="auto"/>
-        <w:rPr>
-          <w:b w:val="1"/>
-          <w:bCs w:val="1"/>
-        </w:rPr>
-      </w:pPr>
-      <w:r>
-        <w:rPr>
-          <w:b w:val="1"/>
-          <w:bCs w:val="1"/>
-          <w:rtl w:val="0"/>
-        </w:rPr>
-        <w:t xml:space="preserve">Exemplo 2: Apresentando Solução (Com Prova Social e Sem Falar Tecido)</w:t>
-      </w:r>
-    </w:p>
-    <w:p>
-      <w:pPr>
-        <w:numPr>
-          <w:ilvl w:val="0"/>
-          <w:numId w:val="2"/>
-        </w:numPr>
-        <w:spacing w:after="0" w:afterAutospacing="0" w:before="240" w:lineRule="auto"/>
-        <w:ind w:left="720" w:hanging="360"/>
-      </w:pPr>
-      <w:r>
-        <w:rPr>
-          <w:b w:val="1"/>
-          <w:bCs w:val="1"/>
-          <w:rtl w:val="0"/>
-        </w:rPr>
-        <w:t xml:space="preserve">Cliente:</w:t>
-      </w:r>
-      <w:r>
-        <w:rPr>
-          <w:rtl w:val="0"/>
-        </w:rPr>
-        <w:t xml:space="preserve"> </w:t>
-      </w:r>
-      <w:r>
-        <w:rPr>
-          <w:i w:val="1"/>
-          <w:iCs w:val="1"/>
-          <w:rtl w:val="0"/>
-        </w:rPr>
-        <w:t xml:space="preserve">"Usamos uma extrusora de borracha, tentamos um filtro antes mas saturou de óleo na primeira semana. Precisava de uma máquina com uma boca de 6 polegadas."</w:t>
-      </w:r>
-    </w:p>
-    <w:p>
-      <w:pPr>
-        <w:numPr>
-          <w:ilvl w:val="0"/>
-          <w:numId w:val="2"/>
-        </w:numPr>
-        <w:spacing w:after="240" w:before="0" w:beforeAutospacing="0" w:lineRule="auto"/>
-        <w:ind w:left="720" w:hanging="360"/>
-      </w:pPr>
-      <w:r>
-        <w:rPr>
-          <w:b w:val="1"/>
-          <w:bCs w:val="1"/>
-          <w:rtl w:val="0"/>
-        </w:rPr>
-        <w:t xml:space="preserve">IA Ideal:</w:t>
-      </w:r>
-      <w:r>
-        <w:rPr>
-          <w:rtl w:val="0"/>
-        </w:rPr>
-        <w:t xml:space="preserve"> </w:t>
-      </w:r>
-      <w:r>
-        <w:rPr>
-          <w:i w:val="1"/>
-          <w:iCs w:val="1"/>
-          <w:rtl w:val="0"/>
-        </w:rPr>
-        <w:t xml:space="preserve">"Boa tarde! Entendo perfeitamente, fumaça oleosa costuma saturar filtros comuns muito rápido. Consultando nossa engenharia, nós resolvemos um caso exatamente igual a esse para o cliente </w:t>
-      </w:r>
-      <w:r>
-        <w:rPr>
-          <w:b w:val="1"/>
-          <w:bCs w:val="1"/>
-          <w:i w:val="1"/>
-          <w:iCs w:val="1"/>
-          <w:rtl w:val="0"/>
-        </w:rPr>
-        <w:t xml:space="preserve">ALTWIN</w:t>
-      </w:r>
-      <w:r>
-        <w:rPr>
-          <w:i w:val="1"/>
-          <w:iCs w:val="1"/>
-          <w:rtl w:val="0"/>
-        </w:rPr>
-        <w:t xml:space="preserve">. Para eles, utilizamos o </w:t>
-      </w:r>
-      <w:r>
-        <w:rPr>
-          <w:b w:val="1"/>
-          <w:bCs w:val="1"/>
-          <w:i w:val="1"/>
-          <w:iCs w:val="1"/>
-          <w:rtl w:val="0"/>
-        </w:rPr>
-        <w:t xml:space="preserve">Ciclone 100 com Filtro Balão e Carvão Ativado</w:t>
-      </w:r>
-      <w:r>
-        <w:rPr>
-          <w:i w:val="1"/>
-          <w:iCs w:val="1"/>
-          <w:rtl w:val="0"/>
-        </w:rPr>
-        <w:t xml:space="preserve">, o que eliminou o problema de saturação e odor. A sua máquina será montada especificamente com a boca de 6 polegadas e o motor ideal para a sua extrusora. Posso já preparar o seu orçamento por aqui mesmo para aprovação rápida?"</w:t>
-      </w:r>
-    </w:p>
+        <w:t xml:space="preserve">Aplicações Ideais:</w:t>
+      </w:r>
+      <w:r>
+        <w:rPr>
+          <w:rtl w:val="0"/>
+        </w:rPr>
+        <w:t xml:space="preserve"> Ambientes industriais severos. Sucção de particulados finos e pegajosos, processos químicos, ou ambientes com alta variação de umidade onde um filtro de poliéster comum falharia. É um filtro de alta performance.</w:t>
+      </w:r>
+    </w:p>
+    <w:p>
+      <w:pPr>
+        <w:rPr/>
+      </w:pPr>
+      <w:r>
+        <w:rPr>
+          <w:rtl w:val="0"/>
+        </w:rPr>
+      </w:r>
+    </w:p>
+    <w:p>
+      <w:pPr>
+        <w:rPr/>
+      </w:pPr>
+      <w:r>
+        <w:rPr>
+          <w:rtl w:val="0"/>
+        </w:rPr>
+      </w:r>
+    </w:p>
+    <w:p>
+      <w:pPr>
+        <w:rPr/>
+      </w:pPr>
+      <w:r>
+        <w:rPr>
+          <w:rtl w:val="0"/>
+        </w:rPr>
+      </w:r>
+    </w:p>
+    <w:p>
+      <w:pPr>
+        <w:rPr/>
+      </w:pPr>
+      <w:r>
+        <w:pict>
+          <v:rect style="width:0.0pt;height:1.5pt" o:hr="t" o:hrstd="t" o:hralign="center" fillcolor="#A0A0A0" stroked="f"/>
+        </w:pict>
+      </w:r>
+      <w:r>
+        <w:rPr>
+          <w:rtl w:val="0"/>
+        </w:rPr>
+      </w:r>
+    </w:p>
+    <w:p>
+      <w:pPr>
+        <w:pStyle w:val="Heading2"/>
+        <w:keepNext w:val="0"/>
+        <w:keepLines w:val="0"/>
+        <w:spacing w:after="80" w:lineRule="auto"/>
+        <w:rPr/>
+      </w:pPr>
+      <w:bookmarkStart w:colFirst="0" w:colLast="0" w:name="_9x47kszeydu" w:id="8"/>
+      <w:bookmarkEnd w:id="8"/>
+      <w:r>
+        <w:rPr>
+          <w:b w:val="1"/>
+          <w:bCs w:val="1"/>
+          <w:sz w:val="34"/>
+          <w:szCs w:val="34"/>
+          <w:rtl w:val="0"/>
+        </w:rPr>
+        <w:t xml:space="preserve">3. Tabela de Resumo e Aplicação (Matriz de Decisão)</w:t>
+      </w:r>
+      <w:r>
+        <w:rPr>
+          <w:rtl w:val="0"/>
+        </w:rPr>
+      </w:r>
+    </w:p>
+    <w:p>
+      <w:pPr>
+        <w:rPr/>
+      </w:pPr>
+      <w:r>
+        <w:rPr>
+          <w:rtl w:val="0"/>
+        </w:rPr>
+      </w:r>
+    </w:p>
+    <w:p>
+      <w:pPr>
+        <w:rPr/>
+      </w:pPr>
+      <w:r>
+        <w:rPr>
+          <w:rtl w:val="0"/>
+        </w:rPr>
+      </w:r>
+    </w:p>
+    <w:tbl>
+      <w:tblPr>
+        <w:tblStyle w:val="Table1"/>
+        <w:tblW w:w="8700.0" w:type="dxa"/>
+        <w:jc w:val="left"/>
+        <w:tblBorders>
+          <w:top w:color="000000" w:space="0" w:sz="0" w:val="nil"/>
+          <w:left w:color="000000" w:space="0" w:sz="0" w:val="nil"/>
+          <w:bottom w:color="000000" w:space="0" w:sz="0" w:val="nil"/>
+          <w:right w:color="000000" w:space="0" w:sz="0" w:val="nil"/>
+          <w:insideH w:color="000000" w:space="0" w:sz="0" w:val="nil"/>
+          <w:insideV w:color="000000" w:space="0" w:sz="0" w:val="nil"/>
+        </w:tblBorders>
+        <w:tblLayout w:type="fixed"/>
+        <w:tblLook w:val="0600"/>
+      </w:tblPr>
+      <w:tblGrid>
+        <w:gridCol w:w="1440"/>
+        <w:gridCol w:w="1320"/>
+        <w:gridCol w:w="1470"/>
+        <w:gridCol w:w="1335"/>
+        <w:gridCol w:w="1545"/>
+        <w:gridCol w:w="1590"/>
+        <w:tblGridChange w:id="0">
+          <w:tblGrid>
+            <w:gridCol w:w="1440"/>
+            <w:gridCol w:w="1320"/>
+            <w:gridCol w:w="1470"/>
+            <w:gridCol w:w="1335"/>
+            <w:gridCol w:w="1545"/>
+            <w:gridCol w:w="1590"/>
+          </w:tblGrid>
+        </w:tblGridChange>
+      </w:tblGrid>
+      <w:tr>
+        <w:trPr>
+          <w:cantSplit w:val="0"/>
+          <w:trHeight w:val="1065" w:hRule="atLeast"/>
+          <w:tblHeader w:val="0"/>
+        </w:trPr>
+        <w:tc>
+          <w:tcPr>
+            <w:tcBorders>
+              <w:top w:color="1f1f1f" w:space="0" w:sz="6" w:val="single"/>
+              <w:left w:color="1f1f1f" w:space="0" w:sz="6" w:val="single"/>
+              <w:bottom w:color="1f1f1f" w:space="0" w:sz="6" w:val="single"/>
+              <w:right w:color="1f1f1f" w:space="0" w:sz="6" w:val="single"/>
+            </w:tcBorders>
+            <w:shd w:fill="efefef" w:val="clear"/>
+            <w:tcMar>
+              <w:top w:w="240.0" w:type="dxa"/>
+              <w:left w:w="0.0" w:type="dxa"/>
+              <w:bottom w:w="240.0" w:type="dxa"/>
+              <w:right w:w="180.0" w:type="dxa"/>
+            </w:tcMar>
+            <w:vAlign w:val="top"/>
+          </w:tcPr>
+          <w:p>
+            <w:pPr>
+              <w:spacing w:after="480" w:lineRule="auto"/>
+              <w:rPr>
+                <w:color w:val="1f1f1f"/>
+              </w:rPr>
+            </w:pPr>
+            <w:r>
+              <w:rPr>
+                <w:b w:val="1"/>
+                <w:bCs w:val="1"/>
+                <w:color w:val="1f1f1f"/>
+                <w:rtl w:val="0"/>
+              </w:rPr>
+              <w:t xml:space="preserve">Tipo de Tecido</w:t>
+            </w:r>
+            <w:r>
+              <w:rPr>
+                <w:rtl w:val="0"/>
+              </w:rPr>
+            </w:r>
+          </w:p>
+        </w:tc>
+        <w:tc>
+          <w:tcPr>
+            <w:tcBorders>
+              <w:top w:color="1f1f1f" w:space="0" w:sz="6" w:val="single"/>
+              <w:left w:color="1f1f1f" w:space="0" w:sz="6" w:val="single"/>
+              <w:bottom w:color="1f1f1f" w:space="0" w:sz="6" w:val="single"/>
+              <w:right w:color="1f1f1f" w:space="0" w:sz="6" w:val="single"/>
+            </w:tcBorders>
+            <w:shd w:fill="efefef" w:val="clear"/>
+            <w:tcMar>
+              <w:top w:w="240.0" w:type="dxa"/>
+              <w:left w:w="0.0" w:type="dxa"/>
+              <w:bottom w:w="240.0" w:type="dxa"/>
+              <w:right w:w="180.0" w:type="dxa"/>
+            </w:tcMar>
+            <w:vAlign w:val="top"/>
+          </w:tcPr>
+          <w:p>
+            <w:pPr>
+              <w:spacing w:after="480" w:lineRule="auto"/>
+              <w:rPr>
+                <w:color w:val="1f1f1f"/>
+              </w:rPr>
+            </w:pPr>
+            <w:r>
+              <w:rPr>
+                <w:b w:val="1"/>
+                <w:bCs w:val="1"/>
+                <w:color w:val="1f1f1f"/>
+                <w:rtl w:val="0"/>
+              </w:rPr>
+              <w:t xml:space="preserve">Estrutura</w:t>
+            </w:r>
+            <w:r>
+              <w:rPr>
+                <w:rtl w:val="0"/>
+              </w:rPr>
+            </w:r>
+          </w:p>
+        </w:tc>
+        <w:tc>
+          <w:tcPr>
+            <w:tcBorders>
+              <w:top w:color="1f1f1f" w:space="0" w:sz="6" w:val="single"/>
+              <w:left w:color="1f1f1f" w:space="0" w:sz="6" w:val="single"/>
+              <w:bottom w:color="1f1f1f" w:space="0" w:sz="6" w:val="single"/>
+              <w:right w:color="1f1f1f" w:space="0" w:sz="6" w:val="single"/>
+            </w:tcBorders>
+            <w:shd w:fill="efefef" w:val="clear"/>
+            <w:tcMar>
+              <w:top w:w="240.0" w:type="dxa"/>
+              <w:left w:w="0.0" w:type="dxa"/>
+              <w:bottom w:w="240.0" w:type="dxa"/>
+              <w:right w:w="180.0" w:type="dxa"/>
+            </w:tcMar>
+            <w:vAlign w:val="top"/>
+          </w:tcPr>
+          <w:p>
+            <w:pPr>
+              <w:spacing w:after="480" w:lineRule="auto"/>
+              <w:rPr>
+                <w:color w:val="1f1f1f"/>
+              </w:rPr>
+            </w:pPr>
+            <w:r>
+              <w:rPr>
+                <w:b w:val="1"/>
+                <w:bCs w:val="1"/>
+                <w:color w:val="1f1f1f"/>
+                <w:rtl w:val="0"/>
+              </w:rPr>
+              <w:t xml:space="preserve">Gramatura / Peso</w:t>
+            </w:r>
+            <w:r>
+              <w:rPr>
+                <w:rtl w:val="0"/>
+              </w:rPr>
+            </w:r>
+          </w:p>
+        </w:tc>
+        <w:tc>
+          <w:tcPr>
+            <w:tcBorders>
+              <w:top w:color="1f1f1f" w:space="0" w:sz="6" w:val="single"/>
+              <w:left w:color="1f1f1f" w:space="0" w:sz="6" w:val="single"/>
+              <w:bottom w:color="1f1f1f" w:space="0" w:sz="6" w:val="single"/>
+              <w:right w:color="1f1f1f" w:space="0" w:sz="6" w:val="single"/>
+            </w:tcBorders>
+            <w:shd w:fill="efefef" w:val="clear"/>
+            <w:tcMar>
+              <w:top w:w="240.0" w:type="dxa"/>
+              <w:left w:w="0.0" w:type="dxa"/>
+              <w:bottom w:w="240.0" w:type="dxa"/>
+              <w:right w:w="180.0" w:type="dxa"/>
+            </w:tcMar>
+            <w:vAlign w:val="top"/>
+          </w:tcPr>
+          <w:p>
+            <w:pPr>
+              <w:spacing w:after="480" w:lineRule="auto"/>
+              <w:rPr>
+                <w:color w:val="1f1f1f"/>
+              </w:rPr>
+            </w:pPr>
+            <w:r>
+              <w:rPr>
+                <w:b w:val="1"/>
+                <w:bCs w:val="1"/>
+                <w:color w:val="1f1f1f"/>
+                <w:rtl w:val="0"/>
+              </w:rPr>
+              <w:t xml:space="preserve">Retenção de Pó</w:t>
+            </w:r>
+            <w:r>
+              <w:rPr>
+                <w:rtl w:val="0"/>
+              </w:rPr>
+            </w:r>
+          </w:p>
+        </w:tc>
+        <w:tc>
+          <w:tcPr>
+            <w:tcBorders>
+              <w:top w:color="1f1f1f" w:space="0" w:sz="6" w:val="single"/>
+              <w:left w:color="1f1f1f" w:space="0" w:sz="6" w:val="single"/>
+              <w:bottom w:color="1f1f1f" w:space="0" w:sz="6" w:val="single"/>
+              <w:right w:color="1f1f1f" w:space="0" w:sz="6" w:val="single"/>
+            </w:tcBorders>
+            <w:shd w:fill="efefef" w:val="clear"/>
+            <w:tcMar>
+              <w:top w:w="240.0" w:type="dxa"/>
+              <w:left w:w="0.0" w:type="dxa"/>
+              <w:bottom w:w="240.0" w:type="dxa"/>
+              <w:right w:w="180.0" w:type="dxa"/>
+            </w:tcMar>
+            <w:vAlign w:val="top"/>
+          </w:tcPr>
+          <w:p>
+            <w:pPr>
+              <w:spacing w:after="480" w:lineRule="auto"/>
+              <w:rPr>
+                <w:color w:val="1f1f1f"/>
+              </w:rPr>
+            </w:pPr>
+            <w:r>
+              <w:rPr>
+                <w:b w:val="1"/>
+                <w:bCs w:val="1"/>
+                <w:color w:val="1f1f1f"/>
+                <w:rtl w:val="0"/>
+              </w:rPr>
+              <w:t xml:space="preserve">Aplicação Principal</w:t>
+            </w:r>
+            <w:r>
+              <w:rPr>
+                <w:rtl w:val="0"/>
+              </w:rPr>
+            </w:r>
+          </w:p>
+        </w:tc>
+        <w:tc>
+          <w:tcPr>
+            <w:tcBorders>
+              <w:top w:color="1f1f1f" w:space="0" w:sz="6" w:val="single"/>
+              <w:left w:color="1f1f1f" w:space="0" w:sz="6" w:val="single"/>
+              <w:bottom w:color="1f1f1f" w:space="0" w:sz="6" w:val="single"/>
+              <w:right w:color="1f1f1f" w:space="0" w:sz="6" w:val="single"/>
+            </w:tcBorders>
+            <w:shd w:fill="efefef" w:val="clear"/>
+            <w:tcMar>
+              <w:top w:w="240.0" w:type="dxa"/>
+              <w:left w:w="0.0" w:type="dxa"/>
+              <w:bottom w:w="240.0" w:type="dxa"/>
+              <w:right w:w="0.0" w:type="dxa"/>
+            </w:tcMar>
+            <w:vAlign w:val="top"/>
+          </w:tcPr>
+          <w:p>
+            <w:pPr>
+              <w:spacing w:after="480" w:lineRule="auto"/>
+              <w:rPr>
+                <w:color w:val="1f1f1f"/>
+              </w:rPr>
+            </w:pPr>
+            <w:r>
+              <w:rPr>
+                <w:b w:val="1"/>
+                <w:bCs w:val="1"/>
+                <w:color w:val="1f1f1f"/>
+                <w:rtl w:val="0"/>
+              </w:rPr>
+              <w:t xml:space="preserve">Observação Crítica</w:t>
+            </w:r>
+            <w:r>
+              <w:rPr>
+                <w:rtl w:val="0"/>
+              </w:rPr>
+            </w:r>
+          </w:p>
+        </w:tc>
+      </w:tr>
+      <w:tr>
+        <w:trPr>
+          <w:cantSplit w:val="0"/>
+          <w:trHeight w:val="1620" w:hRule="atLeast"/>
+          <w:tblHeader w:val="0"/>
+        </w:trPr>
+        <w:tc>
+          <w:tcPr>
+            <w:tcBorders>
+              <w:top w:color="1f1f1f" w:space="0" w:sz="6" w:val="single"/>
+              <w:left w:color="1f1f1f" w:space="0" w:sz="6" w:val="single"/>
+              <w:bottom w:color="1f1f1f" w:space="0" w:sz="6" w:val="single"/>
+              <w:right w:color="1f1f1f" w:space="0" w:sz="6" w:val="single"/>
+            </w:tcBorders>
+            <w:tcMar>
+              <w:top w:w="240.0" w:type="dxa"/>
+              <w:left w:w="0.0" w:type="dxa"/>
+              <w:bottom w:w="240.0" w:type="dxa"/>
+              <w:right w:w="180.0" w:type="dxa"/>
+            </w:tcMar>
+            <w:vAlign w:val="top"/>
+          </w:tcPr>
+          <w:p>
+            <w:pPr>
+              <w:spacing w:after="480" w:lineRule="auto"/>
+              <w:rPr>
+                <w:color w:val="1f1f1f"/>
+              </w:rPr>
+            </w:pPr>
+            <w:r>
+              <w:rPr>
+                <w:b w:val="1"/>
+                <w:bCs w:val="1"/>
+                <w:color w:val="1f1f1f"/>
+                <w:rtl w:val="0"/>
+              </w:rPr>
+              <w:t xml:space="preserve">Sarja</w:t>
+            </w:r>
+            <w:r>
+              <w:rPr>
+                <w:rtl w:val="0"/>
+              </w:rPr>
+            </w:r>
+          </w:p>
+        </w:tc>
+        <w:tc>
+          <w:tcPr>
+            <w:tcBorders>
+              <w:top w:color="1f1f1f" w:space="0" w:sz="6" w:val="single"/>
+              <w:left w:color="1f1f1f" w:space="0" w:sz="6" w:val="single"/>
+              <w:bottom w:color="1f1f1f" w:space="0" w:sz="6" w:val="single"/>
+              <w:right w:color="1f1f1f" w:space="0" w:sz="6" w:val="single"/>
+            </w:tcBorders>
+            <w:tcMar>
+              <w:top w:w="240.0" w:type="dxa"/>
+              <w:left w:w="0.0" w:type="dxa"/>
+              <w:bottom w:w="240.0" w:type="dxa"/>
+              <w:right w:w="180.0" w:type="dxa"/>
+            </w:tcMar>
+            <w:vAlign w:val="top"/>
+          </w:tcPr>
+          <w:p>
+            <w:pPr>
+              <w:spacing w:after="480" w:lineRule="auto"/>
+              <w:rPr>
+                <w:color w:val="1f1f1f"/>
+              </w:rPr>
+            </w:pPr>
+            <w:r>
+              <w:rPr>
+                <w:color w:val="1f1f1f"/>
+                <w:rtl w:val="0"/>
+              </w:rPr>
+              <w:t xml:space="preserve">Plano / Trama</w:t>
+            </w:r>
+          </w:p>
+        </w:tc>
+        <w:tc>
+          <w:tcPr>
+            <w:tcBorders>
+              <w:top w:color="1f1f1f" w:space="0" w:sz="6" w:val="single"/>
+              <w:left w:color="1f1f1f" w:space="0" w:sz="6" w:val="single"/>
+              <w:bottom w:color="1f1f1f" w:space="0" w:sz="6" w:val="single"/>
+              <w:right w:color="1f1f1f" w:space="0" w:sz="6" w:val="single"/>
+            </w:tcBorders>
+            <w:tcMar>
+              <w:top w:w="240.0" w:type="dxa"/>
+              <w:left w:w="0.0" w:type="dxa"/>
+              <w:bottom w:w="240.0" w:type="dxa"/>
+              <w:right w:w="180.0" w:type="dxa"/>
+            </w:tcMar>
+            <w:vAlign w:val="top"/>
+          </w:tcPr>
+          <w:p>
+            <w:pPr>
+              <w:spacing w:after="480" w:lineRule="auto"/>
+              <w:rPr>
+                <w:color w:val="1f1f1f"/>
+              </w:rPr>
+            </w:pPr>
+            <w:r>
+              <w:rPr>
+                <w:color w:val="1f1f1f"/>
+                <w:rtl w:val="0"/>
+              </w:rPr>
+              <w:t xml:space="preserve">Leve a Média</w:t>
+            </w:r>
+          </w:p>
+        </w:tc>
+        <w:tc>
+          <w:tcPr>
+            <w:tcBorders>
+              <w:top w:color="1f1f1f" w:space="0" w:sz="6" w:val="single"/>
+              <w:left w:color="1f1f1f" w:space="0" w:sz="6" w:val="single"/>
+              <w:bottom w:color="1f1f1f" w:space="0" w:sz="6" w:val="single"/>
+              <w:right w:color="1f1f1f" w:space="0" w:sz="6" w:val="single"/>
+            </w:tcBorders>
+            <w:tcMar>
+              <w:top w:w="240.0" w:type="dxa"/>
+              <w:left w:w="0.0" w:type="dxa"/>
+              <w:bottom w:w="240.0" w:type="dxa"/>
+              <w:right w:w="180.0" w:type="dxa"/>
+            </w:tcMar>
+            <w:vAlign w:val="top"/>
+          </w:tcPr>
+          <w:p>
+            <w:pPr>
+              <w:spacing w:after="480" w:lineRule="auto"/>
+              <w:rPr>
+                <w:color w:val="1f1f1f"/>
+              </w:rPr>
+            </w:pPr>
+            <w:r>
+              <w:rPr>
+                <w:color w:val="1f1f1f"/>
+                <w:rtl w:val="0"/>
+              </w:rPr>
+              <w:t xml:space="preserve">Grossa</w:t>
+            </w:r>
+          </w:p>
+        </w:tc>
+        <w:tc>
+          <w:tcPr>
+            <w:tcBorders>
+              <w:top w:color="1f1f1f" w:space="0" w:sz="6" w:val="single"/>
+              <w:left w:color="1f1f1f" w:space="0" w:sz="6" w:val="single"/>
+              <w:bottom w:color="1f1f1f" w:space="0" w:sz="6" w:val="single"/>
+              <w:right w:color="1f1f1f" w:space="0" w:sz="6" w:val="single"/>
+            </w:tcBorders>
+            <w:tcMar>
+              <w:top w:w="240.0" w:type="dxa"/>
+              <w:left w:w="0.0" w:type="dxa"/>
+              <w:bottom w:w="240.0" w:type="dxa"/>
+              <w:right w:w="180.0" w:type="dxa"/>
+            </w:tcMar>
+            <w:vAlign w:val="top"/>
+          </w:tcPr>
+          <w:p>
+            <w:pPr>
+              <w:spacing w:after="480" w:lineRule="auto"/>
+              <w:rPr>
+                <w:color w:val="1f1f1f"/>
+              </w:rPr>
+            </w:pPr>
+            <w:r>
+              <w:rPr>
+                <w:color w:val="1f1f1f"/>
+                <w:rtl w:val="0"/>
+              </w:rPr>
+              <w:t xml:space="preserve">Madeira, grãos, cimento, metais.</w:t>
+            </w:r>
+          </w:p>
+        </w:tc>
+        <w:tc>
+          <w:tcPr>
+            <w:tcBorders>
+              <w:top w:color="1f1f1f" w:space="0" w:sz="6" w:val="single"/>
+              <w:left w:color="1f1f1f" w:space="0" w:sz="6" w:val="single"/>
+              <w:bottom w:color="1f1f1f" w:space="0" w:sz="6" w:val="single"/>
+              <w:right w:color="1f1f1f" w:space="0" w:sz="6" w:val="single"/>
+            </w:tcBorders>
+            <w:tcMar>
+              <w:top w:w="240.0" w:type="dxa"/>
+              <w:left w:w="0.0" w:type="dxa"/>
+              <w:bottom w:w="240.0" w:type="dxa"/>
+              <w:right w:w="0.0" w:type="dxa"/>
+            </w:tcMar>
+            <w:vAlign w:val="top"/>
+          </w:tcPr>
+          <w:p>
+            <w:pPr>
+              <w:spacing w:after="480" w:lineRule="auto"/>
+              <w:rPr>
+                <w:color w:val="1f1f1f"/>
+              </w:rPr>
+            </w:pPr>
+            <w:r>
+              <w:rPr>
+                <w:color w:val="1f1f1f"/>
+                <w:rtl w:val="0"/>
+              </w:rPr>
+              <w:t xml:space="preserve">Alta vazão de ar; não retém pó fino.</w:t>
+            </w:r>
+          </w:p>
+        </w:tc>
+      </w:tr>
+      <w:tr>
+        <w:trPr>
+          <w:cantSplit w:val="0"/>
+          <w:trHeight w:val="1620" w:hRule="atLeast"/>
+          <w:tblHeader w:val="0"/>
+        </w:trPr>
+        <w:tc>
+          <w:tcPr>
+            <w:tcBorders>
+              <w:top w:color="1f1f1f" w:space="0" w:sz="6" w:val="single"/>
+              <w:left w:color="1f1f1f" w:space="0" w:sz="6" w:val="single"/>
+              <w:bottom w:color="1f1f1f" w:space="0" w:sz="6" w:val="single"/>
+              <w:right w:color="1f1f1f" w:space="0" w:sz="6" w:val="single"/>
+            </w:tcBorders>
+            <w:tcMar>
+              <w:top w:w="240.0" w:type="dxa"/>
+              <w:left w:w="0.0" w:type="dxa"/>
+              <w:bottom w:w="240.0" w:type="dxa"/>
+              <w:right w:w="180.0" w:type="dxa"/>
+            </w:tcMar>
+            <w:vAlign w:val="top"/>
+          </w:tcPr>
+          <w:p>
+            <w:pPr>
+              <w:spacing w:after="480" w:lineRule="auto"/>
+              <w:rPr>
+                <w:color w:val="1f1f1f"/>
+              </w:rPr>
+            </w:pPr>
+            <w:r>
+              <w:rPr>
+                <w:b w:val="1"/>
+                <w:bCs w:val="1"/>
+                <w:color w:val="1f1f1f"/>
+                <w:rtl w:val="0"/>
+              </w:rPr>
+              <w:t xml:space="preserve">Sarja Grossa</w:t>
+            </w:r>
+            <w:r>
+              <w:rPr>
+                <w:rtl w:val="0"/>
+              </w:rPr>
+            </w:r>
+          </w:p>
+        </w:tc>
+        <w:tc>
+          <w:tcPr>
+            <w:tcBorders>
+              <w:top w:color="1f1f1f" w:space="0" w:sz="6" w:val="single"/>
+              <w:left w:color="1f1f1f" w:space="0" w:sz="6" w:val="single"/>
+              <w:bottom w:color="1f1f1f" w:space="0" w:sz="6" w:val="single"/>
+              <w:right w:color="1f1f1f" w:space="0" w:sz="6" w:val="single"/>
+            </w:tcBorders>
+            <w:tcMar>
+              <w:top w:w="240.0" w:type="dxa"/>
+              <w:left w:w="0.0" w:type="dxa"/>
+              <w:bottom w:w="240.0" w:type="dxa"/>
+              <w:right w:w="180.0" w:type="dxa"/>
+            </w:tcMar>
+            <w:vAlign w:val="top"/>
+          </w:tcPr>
+          <w:p>
+            <w:pPr>
+              <w:spacing w:after="480" w:lineRule="auto"/>
+              <w:rPr>
+                <w:color w:val="1f1f1f"/>
+              </w:rPr>
+            </w:pPr>
+            <w:r>
+              <w:rPr>
+                <w:color w:val="1f1f1f"/>
+                <w:rtl w:val="0"/>
+              </w:rPr>
+              <w:t xml:space="preserve">Plano / Trama</w:t>
+            </w:r>
+          </w:p>
+        </w:tc>
+        <w:tc>
+          <w:tcPr>
+            <w:tcBorders>
+              <w:top w:color="1f1f1f" w:space="0" w:sz="6" w:val="single"/>
+              <w:left w:color="1f1f1f" w:space="0" w:sz="6" w:val="single"/>
+              <w:bottom w:color="1f1f1f" w:space="0" w:sz="6" w:val="single"/>
+              <w:right w:color="1f1f1f" w:space="0" w:sz="6" w:val="single"/>
+            </w:tcBorders>
+            <w:tcMar>
+              <w:top w:w="240.0" w:type="dxa"/>
+              <w:left w:w="0.0" w:type="dxa"/>
+              <w:bottom w:w="240.0" w:type="dxa"/>
+              <w:right w:w="180.0" w:type="dxa"/>
+            </w:tcMar>
+            <w:vAlign w:val="top"/>
+          </w:tcPr>
+          <w:p>
+            <w:pPr>
+              <w:spacing w:after="480" w:lineRule="auto"/>
+              <w:rPr>
+                <w:color w:val="1f1f1f"/>
+              </w:rPr>
+            </w:pPr>
+            <w:r>
+              <w:rPr>
+                <w:color w:val="1f1f1f"/>
+                <w:rtl w:val="0"/>
+              </w:rPr>
+              <w:t xml:space="preserve">Pesada</w:t>
+            </w:r>
+          </w:p>
+        </w:tc>
+        <w:tc>
+          <w:tcPr>
+            <w:tcBorders>
+              <w:top w:color="1f1f1f" w:space="0" w:sz="6" w:val="single"/>
+              <w:left w:color="1f1f1f" w:space="0" w:sz="6" w:val="single"/>
+              <w:bottom w:color="1f1f1f" w:space="0" w:sz="6" w:val="single"/>
+              <w:right w:color="1f1f1f" w:space="0" w:sz="6" w:val="single"/>
+            </w:tcBorders>
+            <w:tcMar>
+              <w:top w:w="240.0" w:type="dxa"/>
+              <w:left w:w="0.0" w:type="dxa"/>
+              <w:bottom w:w="240.0" w:type="dxa"/>
+              <w:right w:w="180.0" w:type="dxa"/>
+            </w:tcMar>
+            <w:vAlign w:val="top"/>
+          </w:tcPr>
+          <w:p>
+            <w:pPr>
+              <w:spacing w:after="480" w:lineRule="auto"/>
+              <w:rPr>
+                <w:color w:val="1f1f1f"/>
+              </w:rPr>
+            </w:pPr>
+            <w:r>
+              <w:rPr>
+                <w:color w:val="1f1f1f"/>
+                <w:rtl w:val="0"/>
+              </w:rPr>
+              <w:t xml:space="preserve">Grossa</w:t>
+            </w:r>
+          </w:p>
+        </w:tc>
+        <w:tc>
+          <w:tcPr>
+            <w:tcBorders>
+              <w:top w:color="1f1f1f" w:space="0" w:sz="6" w:val="single"/>
+              <w:left w:color="1f1f1f" w:space="0" w:sz="6" w:val="single"/>
+              <w:bottom w:color="1f1f1f" w:space="0" w:sz="6" w:val="single"/>
+              <w:right w:color="1f1f1f" w:space="0" w:sz="6" w:val="single"/>
+            </w:tcBorders>
+            <w:tcMar>
+              <w:top w:w="240.0" w:type="dxa"/>
+              <w:left w:w="0.0" w:type="dxa"/>
+              <w:bottom w:w="240.0" w:type="dxa"/>
+              <w:right w:w="180.0" w:type="dxa"/>
+            </w:tcMar>
+            <w:vAlign w:val="top"/>
+          </w:tcPr>
+          <w:p>
+            <w:pPr>
+              <w:spacing w:after="480" w:lineRule="auto"/>
+              <w:rPr>
+                <w:color w:val="1f1f1f"/>
+              </w:rPr>
+            </w:pPr>
+            <w:r>
+              <w:rPr>
+                <w:color w:val="1f1f1f"/>
+                <w:rtl w:val="0"/>
+              </w:rPr>
+              <w:t xml:space="preserve">Cavacos pesados, materiais abrasivos.</w:t>
+            </w:r>
+          </w:p>
+        </w:tc>
+        <w:tc>
+          <w:tcPr>
+            <w:tcBorders>
+              <w:top w:color="1f1f1f" w:space="0" w:sz="6" w:val="single"/>
+              <w:left w:color="1f1f1f" w:space="0" w:sz="6" w:val="single"/>
+              <w:bottom w:color="1f1f1f" w:space="0" w:sz="6" w:val="single"/>
+              <w:right w:color="1f1f1f" w:space="0" w:sz="6" w:val="single"/>
+            </w:tcBorders>
+            <w:tcMar>
+              <w:top w:w="240.0" w:type="dxa"/>
+              <w:left w:w="0.0" w:type="dxa"/>
+              <w:bottom w:w="240.0" w:type="dxa"/>
+              <w:right w:w="0.0" w:type="dxa"/>
+            </w:tcMar>
+            <w:vAlign w:val="top"/>
+          </w:tcPr>
+          <w:p>
+            <w:pPr>
+              <w:spacing w:after="480" w:lineRule="auto"/>
+              <w:rPr>
+                <w:color w:val="1f1f1f"/>
+              </w:rPr>
+            </w:pPr>
+            <w:r>
+              <w:rPr>
+                <w:color w:val="1f1f1f"/>
+                <w:rtl w:val="0"/>
+              </w:rPr>
+              <w:t xml:space="preserve">Alta resistência contra rasgos.</w:t>
+            </w:r>
+          </w:p>
+        </w:tc>
+      </w:tr>
+      <w:tr>
+        <w:trPr>
+          <w:cantSplit w:val="0"/>
+          <w:trHeight w:val="1620" w:hRule="atLeast"/>
+          <w:tblHeader w:val="0"/>
+        </w:trPr>
+        <w:tc>
+          <w:tcPr>
+            <w:tcBorders>
+              <w:top w:color="1f1f1f" w:space="0" w:sz="6" w:val="single"/>
+              <w:left w:color="1f1f1f" w:space="0" w:sz="6" w:val="single"/>
+              <w:bottom w:color="1f1f1f" w:space="0" w:sz="6" w:val="single"/>
+              <w:right w:color="1f1f1f" w:space="0" w:sz="6" w:val="single"/>
+            </w:tcBorders>
+            <w:tcMar>
+              <w:top w:w="240.0" w:type="dxa"/>
+              <w:left w:w="0.0" w:type="dxa"/>
+              <w:bottom w:w="240.0" w:type="dxa"/>
+              <w:right w:w="180.0" w:type="dxa"/>
+            </w:tcMar>
+            <w:vAlign w:val="top"/>
+          </w:tcPr>
+          <w:p>
+            <w:pPr>
+              <w:spacing w:after="480" w:lineRule="auto"/>
+              <w:rPr>
+                <w:color w:val="1f1f1f"/>
+              </w:rPr>
+            </w:pPr>
+            <w:r>
+              <w:rPr>
+                <w:b w:val="1"/>
+                <w:bCs w:val="1"/>
+                <w:color w:val="1f1f1f"/>
+                <w:rtl w:val="0"/>
+              </w:rPr>
+              <w:t xml:space="preserve">Agulhado 400</w:t>
+            </w:r>
+            <w:r>
+              <w:rPr>
+                <w:rtl w:val="0"/>
+              </w:rPr>
+            </w:r>
+          </w:p>
+        </w:tc>
+        <w:tc>
+          <w:tcPr>
+            <w:tcBorders>
+              <w:top w:color="1f1f1f" w:space="0" w:sz="6" w:val="single"/>
+              <w:left w:color="1f1f1f" w:space="0" w:sz="6" w:val="single"/>
+              <w:bottom w:color="1f1f1f" w:space="0" w:sz="6" w:val="single"/>
+              <w:right w:color="1f1f1f" w:space="0" w:sz="6" w:val="single"/>
+            </w:tcBorders>
+            <w:tcMar>
+              <w:top w:w="240.0" w:type="dxa"/>
+              <w:left w:w="0.0" w:type="dxa"/>
+              <w:bottom w:w="240.0" w:type="dxa"/>
+              <w:right w:w="180.0" w:type="dxa"/>
+            </w:tcMar>
+            <w:vAlign w:val="top"/>
+          </w:tcPr>
+          <w:p>
+            <w:pPr>
+              <w:spacing w:after="480" w:lineRule="auto"/>
+              <w:rPr>
+                <w:color w:val="1f1f1f"/>
+              </w:rPr>
+            </w:pPr>
+            <w:r>
+              <w:rPr>
+                <w:color w:val="1f1f1f"/>
+                <w:rtl w:val="0"/>
+              </w:rPr>
+              <w:t xml:space="preserve">Feltro</w:t>
+            </w:r>
+          </w:p>
+        </w:tc>
+        <w:tc>
+          <w:tcPr>
+            <w:tcBorders>
+              <w:top w:color="1f1f1f" w:space="0" w:sz="6" w:val="single"/>
+              <w:left w:color="1f1f1f" w:space="0" w:sz="6" w:val="single"/>
+              <w:bottom w:color="1f1f1f" w:space="0" w:sz="6" w:val="single"/>
+              <w:right w:color="1f1f1f" w:space="0" w:sz="6" w:val="single"/>
+            </w:tcBorders>
+            <w:tcMar>
+              <w:top w:w="240.0" w:type="dxa"/>
+              <w:left w:w="0.0" w:type="dxa"/>
+              <w:bottom w:w="240.0" w:type="dxa"/>
+              <w:right w:w="180.0" w:type="dxa"/>
+            </w:tcMar>
+            <w:vAlign w:val="top"/>
+          </w:tcPr>
+          <w:p>
+            <w:pPr>
+              <w:spacing w:after="480" w:lineRule="auto"/>
+              <w:rPr>
+                <w:color w:val="1f1f1f"/>
+              </w:rPr>
+            </w:pPr>
+            <w:r>
+              <w:rPr>
+                <w:color w:val="1f1f1f"/>
+                <w:rtl w:val="0"/>
+              </w:rPr>
+              <w:t xml:space="preserve">400 g/m²</w:t>
+            </w:r>
+          </w:p>
+        </w:tc>
+        <w:tc>
+          <w:tcPr>
+            <w:tcBorders>
+              <w:top w:color="1f1f1f" w:space="0" w:sz="6" w:val="single"/>
+              <w:left w:color="1f1f1f" w:space="0" w:sz="6" w:val="single"/>
+              <w:bottom w:color="1f1f1f" w:space="0" w:sz="6" w:val="single"/>
+              <w:right w:color="1f1f1f" w:space="0" w:sz="6" w:val="single"/>
+            </w:tcBorders>
+            <w:tcMar>
+              <w:top w:w="240.0" w:type="dxa"/>
+              <w:left w:w="0.0" w:type="dxa"/>
+              <w:bottom w:w="240.0" w:type="dxa"/>
+              <w:right w:w="180.0" w:type="dxa"/>
+            </w:tcMar>
+            <w:vAlign w:val="top"/>
+          </w:tcPr>
+          <w:p>
+            <w:pPr>
+              <w:spacing w:after="480" w:lineRule="auto"/>
+              <w:rPr>
+                <w:color w:val="1f1f1f"/>
+              </w:rPr>
+            </w:pPr>
+            <w:r>
+              <w:rPr>
+                <w:color w:val="1f1f1f"/>
+                <w:rtl w:val="0"/>
+              </w:rPr>
+              <w:t xml:space="preserve">Fina</w:t>
+            </w:r>
+          </w:p>
+        </w:tc>
+        <w:tc>
+          <w:tcPr>
+            <w:tcBorders>
+              <w:top w:color="1f1f1f" w:space="0" w:sz="6" w:val="single"/>
+              <w:left w:color="1f1f1f" w:space="0" w:sz="6" w:val="single"/>
+              <w:bottom w:color="1f1f1f" w:space="0" w:sz="6" w:val="single"/>
+              <w:right w:color="1f1f1f" w:space="0" w:sz="6" w:val="single"/>
+            </w:tcBorders>
+            <w:tcMar>
+              <w:top w:w="240.0" w:type="dxa"/>
+              <w:left w:w="0.0" w:type="dxa"/>
+              <w:bottom w:w="240.0" w:type="dxa"/>
+              <w:right w:w="180.0" w:type="dxa"/>
+            </w:tcMar>
+            <w:vAlign w:val="top"/>
+          </w:tcPr>
+          <w:p>
+            <w:pPr>
+              <w:spacing w:after="480" w:lineRule="auto"/>
+              <w:rPr>
+                <w:color w:val="1f1f1f"/>
+              </w:rPr>
+            </w:pPr>
+            <w:r>
+              <w:rPr>
+                <w:color w:val="1f1f1f"/>
+                <w:rtl w:val="0"/>
+              </w:rPr>
+              <w:t xml:space="preserve">Pó fino de MDF, lixamento seco.</w:t>
+            </w:r>
+          </w:p>
+        </w:tc>
+        <w:tc>
+          <w:tcPr>
+            <w:tcBorders>
+              <w:top w:color="1f1f1f" w:space="0" w:sz="6" w:val="single"/>
+              <w:left w:color="1f1f1f" w:space="0" w:sz="6" w:val="single"/>
+              <w:bottom w:color="1f1f1f" w:space="0" w:sz="6" w:val="single"/>
+              <w:right w:color="1f1f1f" w:space="0" w:sz="6" w:val="single"/>
+            </w:tcBorders>
+            <w:tcMar>
+              <w:top w:w="240.0" w:type="dxa"/>
+              <w:left w:w="0.0" w:type="dxa"/>
+              <w:bottom w:w="240.0" w:type="dxa"/>
+              <w:right w:w="0.0" w:type="dxa"/>
+            </w:tcMar>
+            <w:vAlign w:val="top"/>
+          </w:tcPr>
+          <w:p>
+            <w:pPr>
+              <w:spacing w:after="480" w:lineRule="auto"/>
+              <w:rPr>
+                <w:color w:val="1f1f1f"/>
+              </w:rPr>
+            </w:pPr>
+            <w:r>
+              <w:rPr>
+                <w:color w:val="1f1f1f"/>
+                <w:rtl w:val="0"/>
+              </w:rPr>
+              <w:t xml:space="preserve">Entope se houver cola, óleo ou verniz.</w:t>
+            </w:r>
+          </w:p>
+        </w:tc>
+      </w:tr>
+      <w:tr>
+        <w:trPr>
+          <w:cantSplit w:val="0"/>
+          <w:trHeight w:val="1620" w:hRule="atLeast"/>
+          <w:tblHeader w:val="0"/>
+        </w:trPr>
+        <w:tc>
+          <w:tcPr>
+            <w:tcBorders>
+              <w:top w:color="1f1f1f" w:space="0" w:sz="6" w:val="single"/>
+              <w:left w:color="1f1f1f" w:space="0" w:sz="6" w:val="single"/>
+              <w:bottom w:color="1f1f1f" w:space="0" w:sz="6" w:val="single"/>
+              <w:right w:color="1f1f1f" w:space="0" w:sz="6" w:val="single"/>
+            </w:tcBorders>
+            <w:tcMar>
+              <w:top w:w="240.0" w:type="dxa"/>
+              <w:left w:w="0.0" w:type="dxa"/>
+              <w:bottom w:w="240.0" w:type="dxa"/>
+              <w:right w:w="180.0" w:type="dxa"/>
+            </w:tcMar>
+            <w:vAlign w:val="top"/>
+          </w:tcPr>
+          <w:p>
+            <w:pPr>
+              <w:spacing w:after="480" w:lineRule="auto"/>
+              <w:rPr>
+                <w:color w:val="1f1f1f"/>
+              </w:rPr>
+            </w:pPr>
+            <w:r>
+              <w:rPr>
+                <w:b w:val="1"/>
+                <w:bCs w:val="1"/>
+                <w:color w:val="1f1f1f"/>
+                <w:rtl w:val="0"/>
+              </w:rPr>
+              <w:t xml:space="preserve">Agulhado 350 Teflonado</w:t>
+            </w:r>
+            <w:r>
+              <w:rPr>
+                <w:rtl w:val="0"/>
+              </w:rPr>
+            </w:r>
+          </w:p>
+        </w:tc>
+        <w:tc>
+          <w:tcPr>
+            <w:tcBorders>
+              <w:top w:color="1f1f1f" w:space="0" w:sz="6" w:val="single"/>
+              <w:left w:color="1f1f1f" w:space="0" w:sz="6" w:val="single"/>
+              <w:bottom w:color="1f1f1f" w:space="0" w:sz="6" w:val="single"/>
+              <w:right w:color="1f1f1f" w:space="0" w:sz="6" w:val="single"/>
+            </w:tcBorders>
+            <w:tcMar>
+              <w:top w:w="240.0" w:type="dxa"/>
+              <w:left w:w="0.0" w:type="dxa"/>
+              <w:bottom w:w="240.0" w:type="dxa"/>
+              <w:right w:w="180.0" w:type="dxa"/>
+            </w:tcMar>
+            <w:vAlign w:val="top"/>
+          </w:tcPr>
+          <w:p>
+            <w:pPr>
+              <w:spacing w:after="480" w:lineRule="auto"/>
+              <w:rPr>
+                <w:color w:val="1f1f1f"/>
+              </w:rPr>
+            </w:pPr>
+            <w:r>
+              <w:rPr>
+                <w:color w:val="1f1f1f"/>
+                <w:rtl w:val="0"/>
+              </w:rPr>
+              <w:t xml:space="preserve">Feltro + PTFE</w:t>
+            </w:r>
+          </w:p>
+        </w:tc>
+        <w:tc>
+          <w:tcPr>
+            <w:tcBorders>
+              <w:top w:color="1f1f1f" w:space="0" w:sz="6" w:val="single"/>
+              <w:left w:color="1f1f1f" w:space="0" w:sz="6" w:val="single"/>
+              <w:bottom w:color="1f1f1f" w:space="0" w:sz="6" w:val="single"/>
+              <w:right w:color="1f1f1f" w:space="0" w:sz="6" w:val="single"/>
+            </w:tcBorders>
+            <w:tcMar>
+              <w:top w:w="240.0" w:type="dxa"/>
+              <w:left w:w="0.0" w:type="dxa"/>
+              <w:bottom w:w="240.0" w:type="dxa"/>
+              <w:right w:w="180.0" w:type="dxa"/>
+            </w:tcMar>
+            <w:vAlign w:val="top"/>
+          </w:tcPr>
+          <w:p>
+            <w:pPr>
+              <w:spacing w:after="480" w:lineRule="auto"/>
+              <w:rPr>
+                <w:color w:val="1f1f1f"/>
+              </w:rPr>
+            </w:pPr>
+            <w:r>
+              <w:rPr>
+                <w:color w:val="1f1f1f"/>
+                <w:rtl w:val="0"/>
+              </w:rPr>
+              <w:t xml:space="preserve">350 g/m²</w:t>
+            </w:r>
+          </w:p>
+        </w:tc>
+        <w:tc>
+          <w:tcPr>
+            <w:tcBorders>
+              <w:top w:color="1f1f1f" w:space="0" w:sz="6" w:val="single"/>
+              <w:left w:color="1f1f1f" w:space="0" w:sz="6" w:val="single"/>
+              <w:bottom w:color="1f1f1f" w:space="0" w:sz="6" w:val="single"/>
+              <w:right w:color="1f1f1f" w:space="0" w:sz="6" w:val="single"/>
+            </w:tcBorders>
+            <w:tcMar>
+              <w:top w:w="240.0" w:type="dxa"/>
+              <w:left w:w="0.0" w:type="dxa"/>
+              <w:bottom w:w="240.0" w:type="dxa"/>
+              <w:right w:w="180.0" w:type="dxa"/>
+            </w:tcMar>
+            <w:vAlign w:val="top"/>
+          </w:tcPr>
+          <w:p>
+            <w:pPr>
+              <w:spacing w:after="480" w:lineRule="auto"/>
+              <w:rPr>
+                <w:color w:val="1f1f1f"/>
+              </w:rPr>
+            </w:pPr>
+            <w:r>
+              <w:rPr>
+                <w:color w:val="1f1f1f"/>
+                <w:rtl w:val="0"/>
+              </w:rPr>
+              <w:t xml:space="preserve">Fina</w:t>
+            </w:r>
+          </w:p>
+        </w:tc>
+        <w:tc>
+          <w:tcPr>
+            <w:tcBorders>
+              <w:top w:color="1f1f1f" w:space="0" w:sz="6" w:val="single"/>
+              <w:left w:color="1f1f1f" w:space="0" w:sz="6" w:val="single"/>
+              <w:bottom w:color="1f1f1f" w:space="0" w:sz="6" w:val="single"/>
+              <w:right w:color="1f1f1f" w:space="0" w:sz="6" w:val="single"/>
+            </w:tcBorders>
+            <w:tcMar>
+              <w:top w:w="240.0" w:type="dxa"/>
+              <w:left w:w="0.0" w:type="dxa"/>
+              <w:bottom w:w="240.0" w:type="dxa"/>
+              <w:right w:w="180.0" w:type="dxa"/>
+            </w:tcMar>
+            <w:vAlign w:val="top"/>
+          </w:tcPr>
+          <w:p>
+            <w:pPr>
+              <w:spacing w:after="480" w:lineRule="auto"/>
+              <w:rPr>
+                <w:color w:val="1f1f1f"/>
+              </w:rPr>
+            </w:pPr>
+            <w:r>
+              <w:rPr>
+                <w:color w:val="1f1f1f"/>
+                <w:rtl w:val="0"/>
+              </w:rPr>
+              <w:t xml:space="preserve">Pó fino com cola, verniz ou resinas.</w:t>
+            </w:r>
+          </w:p>
+        </w:tc>
+        <w:tc>
+          <w:tcPr>
+            <w:tcBorders>
+              <w:top w:color="1f1f1f" w:space="0" w:sz="6" w:val="single"/>
+              <w:left w:color="1f1f1f" w:space="0" w:sz="6" w:val="single"/>
+              <w:bottom w:color="1f1f1f" w:space="0" w:sz="6" w:val="single"/>
+              <w:right w:color="1f1f1f" w:space="0" w:sz="6" w:val="single"/>
+            </w:tcBorders>
+            <w:tcMar>
+              <w:top w:w="240.0" w:type="dxa"/>
+              <w:left w:w="0.0" w:type="dxa"/>
+              <w:bottom w:w="240.0" w:type="dxa"/>
+              <w:right w:w="0.0" w:type="dxa"/>
+            </w:tcMar>
+            <w:vAlign w:val="top"/>
+          </w:tcPr>
+          <w:p>
+            <w:pPr>
+              <w:spacing w:after="480" w:lineRule="auto"/>
+              <w:rPr>
+                <w:color w:val="1f1f1f"/>
+              </w:rPr>
+            </w:pPr>
+            <w:r>
+              <w:rPr>
+                <w:color w:val="1f1f1f"/>
+                <w:rtl w:val="0"/>
+              </w:rPr>
+              <w:t xml:space="preserve">A superfície antiaderente facilita a limpeza.</w:t>
+            </w:r>
+          </w:p>
+        </w:tc>
+      </w:tr>
+      <w:tr>
+        <w:trPr>
+          <w:cantSplit w:val="0"/>
+          <w:trHeight w:val="1620" w:hRule="atLeast"/>
+          <w:tblHeader w:val="0"/>
+        </w:trPr>
+        <w:tc>
+          <w:tcPr>
+            <w:tcBorders>
+              <w:top w:color="1f1f1f" w:space="0" w:sz="6" w:val="single"/>
+              <w:left w:color="1f1f1f" w:space="0" w:sz="6" w:val="single"/>
+              <w:bottom w:color="1f1f1f" w:space="0" w:sz="6" w:val="single"/>
+              <w:right w:color="1f1f1f" w:space="0" w:sz="6" w:val="single"/>
+            </w:tcBorders>
+            <w:tcMar>
+              <w:top w:w="240.0" w:type="dxa"/>
+              <w:left w:w="0.0" w:type="dxa"/>
+              <w:bottom w:w="240.0" w:type="dxa"/>
+              <w:right w:w="180.0" w:type="dxa"/>
+            </w:tcMar>
+            <w:vAlign w:val="top"/>
+          </w:tcPr>
+          <w:p>
+            <w:pPr>
+              <w:spacing w:after="480" w:lineRule="auto"/>
+              <w:rPr>
+                <w:color w:val="1f1f1f"/>
+              </w:rPr>
+            </w:pPr>
+            <w:r>
+              <w:rPr>
+                <w:b w:val="1"/>
+                <w:bCs w:val="1"/>
+                <w:color w:val="1f1f1f"/>
+                <w:rtl w:val="0"/>
+              </w:rPr>
+              <w:t xml:space="preserve">PP500 Teflonado</w:t>
+            </w:r>
+            <w:r>
+              <w:rPr>
+                <w:rtl w:val="0"/>
+              </w:rPr>
+            </w:r>
+          </w:p>
+        </w:tc>
+        <w:tc>
+          <w:tcPr>
+            <w:tcBorders>
+              <w:top w:color="1f1f1f" w:space="0" w:sz="6" w:val="single"/>
+              <w:left w:color="1f1f1f" w:space="0" w:sz="6" w:val="single"/>
+              <w:bottom w:color="1f1f1f" w:space="0" w:sz="6" w:val="single"/>
+              <w:right w:color="1f1f1f" w:space="0" w:sz="6" w:val="single"/>
+            </w:tcBorders>
+            <w:tcMar>
+              <w:top w:w="240.0" w:type="dxa"/>
+              <w:left w:w="0.0" w:type="dxa"/>
+              <w:bottom w:w="240.0" w:type="dxa"/>
+              <w:right w:w="180.0" w:type="dxa"/>
+            </w:tcMar>
+            <w:vAlign w:val="top"/>
+          </w:tcPr>
+          <w:p>
+            <w:pPr>
+              <w:spacing w:after="480" w:lineRule="auto"/>
+              <w:rPr>
+                <w:color w:val="1f1f1f"/>
+              </w:rPr>
+            </w:pPr>
+            <w:r>
+              <w:rPr>
+                <w:color w:val="1f1f1f"/>
+                <w:rtl w:val="0"/>
+              </w:rPr>
+              <w:t xml:space="preserve">Feltro PP + PTFE</w:t>
+            </w:r>
+          </w:p>
+        </w:tc>
+        <w:tc>
+          <w:tcPr>
+            <w:tcBorders>
+              <w:top w:color="1f1f1f" w:space="0" w:sz="6" w:val="single"/>
+              <w:left w:color="1f1f1f" w:space="0" w:sz="6" w:val="single"/>
+              <w:bottom w:color="1f1f1f" w:space="0" w:sz="6" w:val="single"/>
+              <w:right w:color="1f1f1f" w:space="0" w:sz="6" w:val="single"/>
+            </w:tcBorders>
+            <w:tcMar>
+              <w:top w:w="240.0" w:type="dxa"/>
+              <w:left w:w="0.0" w:type="dxa"/>
+              <w:bottom w:w="240.0" w:type="dxa"/>
+              <w:right w:w="180.0" w:type="dxa"/>
+            </w:tcMar>
+            <w:vAlign w:val="top"/>
+          </w:tcPr>
+          <w:p>
+            <w:pPr>
+              <w:spacing w:after="480" w:lineRule="auto"/>
+              <w:rPr>
+                <w:color w:val="1f1f1f"/>
+              </w:rPr>
+            </w:pPr>
+            <w:r>
+              <w:rPr>
+                <w:color w:val="1f1f1f"/>
+                <w:rtl w:val="0"/>
+              </w:rPr>
+              <w:t xml:space="preserve">500 g/m²</w:t>
+            </w:r>
+          </w:p>
+        </w:tc>
+        <w:tc>
+          <w:tcPr>
+            <w:tcBorders>
+              <w:top w:color="1f1f1f" w:space="0" w:sz="6" w:val="single"/>
+              <w:left w:color="1f1f1f" w:space="0" w:sz="6" w:val="single"/>
+              <w:bottom w:color="1f1f1f" w:space="0" w:sz="6" w:val="single"/>
+              <w:right w:color="1f1f1f" w:space="0" w:sz="6" w:val="single"/>
+            </w:tcBorders>
+            <w:tcMar>
+              <w:top w:w="240.0" w:type="dxa"/>
+              <w:left w:w="0.0" w:type="dxa"/>
+              <w:bottom w:w="240.0" w:type="dxa"/>
+              <w:right w:w="180.0" w:type="dxa"/>
+            </w:tcMar>
+            <w:vAlign w:val="top"/>
+          </w:tcPr>
+          <w:p>
+            <w:pPr>
+              <w:spacing w:after="480" w:lineRule="auto"/>
+              <w:rPr>
+                <w:color w:val="1f1f1f"/>
+              </w:rPr>
+            </w:pPr>
+            <w:r>
+              <w:rPr>
+                <w:color w:val="1f1f1f"/>
+                <w:rtl w:val="0"/>
+              </w:rPr>
+              <w:t xml:space="preserve">Ultrafina</w:t>
+            </w:r>
+          </w:p>
+        </w:tc>
+        <w:tc>
+          <w:tcPr>
+            <w:tcBorders>
+              <w:top w:color="1f1f1f" w:space="0" w:sz="6" w:val="single"/>
+              <w:left w:color="1f1f1f" w:space="0" w:sz="6" w:val="single"/>
+              <w:bottom w:color="1f1f1f" w:space="0" w:sz="6" w:val="single"/>
+              <w:right w:color="1f1f1f" w:space="0" w:sz="6" w:val="single"/>
+            </w:tcBorders>
+            <w:tcMar>
+              <w:top w:w="240.0" w:type="dxa"/>
+              <w:left w:w="0.0" w:type="dxa"/>
+              <w:bottom w:w="240.0" w:type="dxa"/>
+              <w:right w:w="180.0" w:type="dxa"/>
+            </w:tcMar>
+            <w:vAlign w:val="top"/>
+          </w:tcPr>
+          <w:p>
+            <w:pPr>
+              <w:spacing w:after="480" w:lineRule="auto"/>
+              <w:rPr>
+                <w:color w:val="1f1f1f"/>
+              </w:rPr>
+            </w:pPr>
+            <w:r>
+              <w:rPr>
+                <w:color w:val="1f1f1f"/>
+                <w:rtl w:val="0"/>
+              </w:rPr>
+              <w:t xml:space="preserve">Ambientes severos, úmidos ou químicos.</w:t>
+            </w:r>
+          </w:p>
+        </w:tc>
+        <w:tc>
+          <w:tcPr>
+            <w:tcBorders>
+              <w:top w:color="1f1f1f" w:space="0" w:sz="6" w:val="single"/>
+              <w:left w:color="1f1f1f" w:space="0" w:sz="6" w:val="single"/>
+              <w:bottom w:color="1f1f1f" w:space="0" w:sz="6" w:val="single"/>
+              <w:right w:color="1f1f1f" w:space="0" w:sz="6" w:val="single"/>
+            </w:tcBorders>
+            <w:tcMar>
+              <w:top w:w="240.0" w:type="dxa"/>
+              <w:left w:w="0.0" w:type="dxa"/>
+              <w:bottom w:w="240.0" w:type="dxa"/>
+              <w:right w:w="0.0" w:type="dxa"/>
+            </w:tcMar>
+            <w:vAlign w:val="top"/>
+          </w:tcPr>
+          <w:p>
+            <w:pPr>
+              <w:spacing w:after="480" w:lineRule="auto"/>
+              <w:rPr>
+                <w:color w:val="1f1f1f"/>
+              </w:rPr>
+            </w:pPr>
+            <w:r>
+              <w:rPr>
+                <w:color w:val="1f1f1f"/>
+                <w:rtl w:val="0"/>
+              </w:rPr>
+              <w:t xml:space="preserve">Máxima eficiência e resistência química.</w:t>
+            </w:r>
+          </w:p>
+        </w:tc>
+      </w:tr>
+    </w:tbl>
     <w:p>
       <w:pPr>
         <w:rPr/>
@@ -1098,8 +2174,8 @@
   <w:abstractNum w:abstractNumId="1">
     <w:lvl w:ilvl="0">
       <w:start w:val="1"/>
-      <w:numFmt w:val="decimal"/>
-      <w:lvlText w:val="%1."/>
+      <w:numFmt w:val="bullet"/>
+      <w:lvlText w:val="●"/>
       <w:lvlJc w:val="left"/>
       <w:pPr>
         <w:ind w:left="720" w:hanging="360"/>
@@ -1110,8 +2186,8 @@
     </w:lvl>
     <w:lvl w:ilvl="1">
       <w:start w:val="1"/>
-      <w:numFmt w:val="lowerLetter"/>
-      <w:lvlText w:val="%2."/>
+      <w:numFmt w:val="bullet"/>
+      <w:lvlText w:val="○"/>
       <w:lvlJc w:val="left"/>
       <w:pPr>
         <w:ind w:left="1440" w:hanging="360"/>
@@ -1122,8 +2198,8 @@
     </w:lvl>
     <w:lvl w:ilvl="2">
       <w:start w:val="1"/>
-      <w:numFmt w:val="lowerRoman"/>
-      <w:lvlText w:val="%3."/>
+      <w:numFmt w:val="bullet"/>
+      <w:lvlText w:val="■"/>
       <w:lvlJc w:val="left"/>
       <w:pPr>
         <w:ind w:left="2160" w:hanging="360"/>
@@ -1134,8 +2210,8 @@
     </w:lvl>
     <w:lvl w:ilvl="3">
       <w:start w:val="1"/>
-      <w:numFmt w:val="decimal"/>
-      <w:lvlText w:val="%4."/>
+      <w:numFmt w:val="bullet"/>
+      <w:lvlText w:val="●"/>
       <w:lvlJc w:val="left"/>
       <w:pPr>
         <w:ind w:left="2880" w:hanging="360"/>
@@ -1146,8 +2222,8 @@
     </w:lvl>
     <w:lvl w:ilvl="4">
       <w:start w:val="1"/>
-      <w:numFmt w:val="lowerLetter"/>
-      <w:lvlText w:val="%5."/>
+      <w:numFmt w:val="bullet"/>
+      <w:lvlText w:val="○"/>
       <w:lvlJc w:val="left"/>
       <w:pPr>
         <w:ind w:left="3600" w:hanging="360"/>
@@ -1158,8 +2234,8 @@
     </w:lvl>
     <w:lvl w:ilvl="5">
       <w:start w:val="1"/>
-      <w:numFmt w:val="lowerRoman"/>
-      <w:lvlText w:val="%6."/>
+      <w:numFmt w:val="bullet"/>
+      <w:lvlText w:val="■"/>
       <w:lvlJc w:val="left"/>
       <w:pPr>
         <w:ind w:left="4320" w:hanging="360"/>
@@ -1170,8 +2246,8 @@
     </w:lvl>
     <w:lvl w:ilvl="6">
       <w:start w:val="1"/>
-      <w:numFmt w:val="decimal"/>
-      <w:lvlText w:val="%7."/>
+      <w:numFmt w:val="bullet"/>
+      <w:lvlText w:val="●"/>
       <w:lvlJc w:val="left"/>
       <w:pPr>
         <w:ind w:left="5040" w:hanging="360"/>
@@ -1182,8 +2258,8 @@
     </w:lvl>
     <w:lvl w:ilvl="7">
       <w:start w:val="1"/>
-      <w:numFmt w:val="lowerLetter"/>
-      <w:lvlText w:val="%8."/>
+      <w:numFmt w:val="bullet"/>
+      <w:lvlText w:val="○"/>
       <w:lvlJc w:val="left"/>
       <w:pPr>
         <w:ind w:left="5760" w:hanging="360"/>
@@ -1194,8 +2270,8 @@
     </w:lvl>
     <w:lvl w:ilvl="8">
       <w:start w:val="1"/>
-      <w:numFmt w:val="lowerRoman"/>
-      <w:lvlText w:val="%9."/>
+      <w:numFmt w:val="bullet"/>
+      <w:lvlText w:val="■"/>
       <w:lvlJc w:val="left"/>
       <w:pPr>
         <w:ind w:left="6480" w:hanging="360"/>
@@ -1746,226 +2822,6 @@
       <w:start w:val="1"/>
       <w:numFmt w:val="bullet"/>
       <w:lvlText w:val="■"/>
-      <w:lvlJc w:val="left"/>
-      <w:pPr>
-        <w:ind w:left="6480" w:hanging="360"/>
-      </w:pPr>
-      <w:rPr>
-        <w:u w:val="none"/>
-      </w:rPr>
-    </w:lvl>
-  </w:abstractNum>
-  <w:abstractNum w:abstractNumId="7">
-    <w:lvl w:ilvl="0">
-      <w:start w:val="1"/>
-      <w:numFmt w:val="bullet"/>
-      <w:lvlText w:val="●"/>
-      <w:lvlJc w:val="left"/>
-      <w:pPr>
-        <w:ind w:left="720" w:hanging="360"/>
-      </w:pPr>
-      <w:rPr>
-        <w:u w:val="none"/>
-      </w:rPr>
-    </w:lvl>
-    <w:lvl w:ilvl="1">
-      <w:start w:val="1"/>
-      <w:numFmt w:val="bullet"/>
-      <w:lvlText w:val="○"/>
-      <w:lvlJc w:val="left"/>
-      <w:pPr>
-        <w:ind w:left="1440" w:hanging="360"/>
-      </w:pPr>
-      <w:rPr>
-        <w:u w:val="none"/>
-      </w:rPr>
-    </w:lvl>
-    <w:lvl w:ilvl="2">
-      <w:start w:val="1"/>
-      <w:numFmt w:val="bullet"/>
-      <w:lvlText w:val="■"/>
-      <w:lvlJc w:val="left"/>
-      <w:pPr>
-        <w:ind w:left="2160" w:hanging="360"/>
-      </w:pPr>
-      <w:rPr>
-        <w:u w:val="none"/>
-      </w:rPr>
-    </w:lvl>
-    <w:lvl w:ilvl="3">
-      <w:start w:val="1"/>
-      <w:numFmt w:val="bullet"/>
-      <w:lvlText w:val="●"/>
-      <w:lvlJc w:val="left"/>
-      <w:pPr>
-        <w:ind w:left="2880" w:hanging="360"/>
-      </w:pPr>
-      <w:rPr>
-        <w:u w:val="none"/>
-      </w:rPr>
-    </w:lvl>
-    <w:lvl w:ilvl="4">
-      <w:start w:val="1"/>
-      <w:numFmt w:val="bullet"/>
-      <w:lvlText w:val="○"/>
-      <w:lvlJc w:val="left"/>
-      <w:pPr>
-        <w:ind w:left="3600" w:hanging="360"/>
-      </w:pPr>
-      <w:rPr>
-        <w:u w:val="none"/>
-      </w:rPr>
-    </w:lvl>
-    <w:lvl w:ilvl="5">
-      <w:start w:val="1"/>
-      <w:numFmt w:val="bullet"/>
-      <w:lvlText w:val="■"/>
-      <w:lvlJc w:val="left"/>
-      <w:pPr>
-        <w:ind w:left="4320" w:hanging="360"/>
-      </w:pPr>
-      <w:rPr>
-        <w:u w:val="none"/>
-      </w:rPr>
-    </w:lvl>
-    <w:lvl w:ilvl="6">
-      <w:start w:val="1"/>
-      <w:numFmt w:val="bullet"/>
-      <w:lvlText w:val="●"/>
-      <w:lvlJc w:val="left"/>
-      <w:pPr>
-        <w:ind w:left="5040" w:hanging="360"/>
-      </w:pPr>
-      <w:rPr>
-        <w:u w:val="none"/>
-      </w:rPr>
-    </w:lvl>
-    <w:lvl w:ilvl="7">
-      <w:start w:val="1"/>
-      <w:numFmt w:val="bullet"/>
-      <w:lvlText w:val="○"/>
-      <w:lvlJc w:val="left"/>
-      <w:pPr>
-        <w:ind w:left="5760" w:hanging="360"/>
-      </w:pPr>
-      <w:rPr>
-        <w:u w:val="none"/>
-      </w:rPr>
-    </w:lvl>
-    <w:lvl w:ilvl="8">
-      <w:start w:val="1"/>
-      <w:numFmt w:val="bullet"/>
-      <w:lvlText w:val="■"/>
-      <w:lvlJc w:val="left"/>
-      <w:pPr>
-        <w:ind w:left="6480" w:hanging="360"/>
-      </w:pPr>
-      <w:rPr>
-        <w:u w:val="none"/>
-      </w:rPr>
-    </w:lvl>
-  </w:abstractNum>
-  <w:abstractNum w:abstractNumId="8">
-    <w:lvl w:ilvl="0">
-      <w:start w:val="1"/>
-      <w:numFmt w:val="decimal"/>
-      <w:lvlText w:val="%1."/>
-      <w:lvlJc w:val="left"/>
-      <w:pPr>
-        <w:ind w:left="720" w:hanging="360"/>
-      </w:pPr>
-      <w:rPr>
-        <w:u w:val="none"/>
-      </w:rPr>
-    </w:lvl>
-    <w:lvl w:ilvl="1">
-      <w:start w:val="1"/>
-      <w:numFmt w:val="lowerLetter"/>
-      <w:lvlText w:val="%2."/>
-      <w:lvlJc w:val="left"/>
-      <w:pPr>
-        <w:ind w:left="1440" w:hanging="360"/>
-      </w:pPr>
-      <w:rPr>
-        <w:u w:val="none"/>
-      </w:rPr>
-    </w:lvl>
-    <w:lvl w:ilvl="2">
-      <w:start w:val="1"/>
-      <w:numFmt w:val="lowerRoman"/>
-      <w:lvlText w:val="%3."/>
-      <w:lvlJc w:val="left"/>
-      <w:pPr>
-        <w:ind w:left="2160" w:hanging="360"/>
-      </w:pPr>
-      <w:rPr>
-        <w:u w:val="none"/>
-      </w:rPr>
-    </w:lvl>
-    <w:lvl w:ilvl="3">
-      <w:start w:val="1"/>
-      <w:numFmt w:val="decimal"/>
-      <w:lvlText w:val="%4."/>
-      <w:lvlJc w:val="left"/>
-      <w:pPr>
-        <w:ind w:left="2880" w:hanging="360"/>
-      </w:pPr>
-      <w:rPr>
-        <w:u w:val="none"/>
-      </w:rPr>
-    </w:lvl>
-    <w:lvl w:ilvl="4">
-      <w:start w:val="1"/>
-      <w:numFmt w:val="lowerLetter"/>
-      <w:lvlText w:val="%5."/>
-      <w:lvlJc w:val="left"/>
-      <w:pPr>
-        <w:ind w:left="3600" w:hanging="360"/>
-      </w:pPr>
-      <w:rPr>
-        <w:u w:val="none"/>
-      </w:rPr>
-    </w:lvl>
-    <w:lvl w:ilvl="5">
-      <w:start w:val="1"/>
-      <w:numFmt w:val="lowerRoman"/>
-      <w:lvlText w:val="%6."/>
-      <w:lvlJc w:val="left"/>
-      <w:pPr>
-        <w:ind w:left="4320" w:hanging="360"/>
-      </w:pPr>
-      <w:rPr>
-        <w:u w:val="none"/>
-      </w:rPr>
-    </w:lvl>
-    <w:lvl w:ilvl="6">
-      <w:start w:val="1"/>
-      <w:numFmt w:val="decimal"/>
-      <w:lvlText w:val="%7."/>
-      <w:lvlJc w:val="left"/>
-      <w:pPr>
-        <w:ind w:left="5040" w:hanging="360"/>
-      </w:pPr>
-      <w:rPr>
-        <w:u w:val="none"/>
-      </w:rPr>
-    </w:lvl>
-    <w:lvl w:ilvl="7">
-      <w:start w:val="1"/>
-      <w:numFmt w:val="lowerLetter"/>
-      <w:lvlText w:val="%8."/>
-      <w:lvlJc w:val="left"/>
-      <w:pPr>
-        <w:ind w:left="5760" w:hanging="360"/>
-      </w:pPr>
-      <w:rPr>
-        <w:u w:val="none"/>
-      </w:rPr>
-    </w:lvl>
-    <w:lvl w:ilvl="8">
-      <w:start w:val="1"/>
-      <w:numFmt w:val="lowerRoman"/>
-      <w:lvlText w:val="%9."/>
       <w:lvlJc w:val="left"/>
       <w:pPr>
         <w:ind w:left="6480" w:hanging="360"/>
@@ -1992,12 +2848,6 @@
   </w:num>
   <w:num w:numId="6">
     <w:abstractNumId w:val="6"/>
-  </w:num>
-  <w:num w:numId="7">
-    <w:abstractNumId w:val="7"/>
-  </w:num>
-  <w:num w:numId="8">
-    <w:abstractNumId w:val="8"/>
   </w:num>
 </w:numbering>
 </file>
@@ -2166,6 +3016,14 @@
       <w:sz w:val="30"/>
       <w:szCs w:val="30"/>
     </w:rPr>
+  </w:style>
+  <w:style w:type="table" w:styleId="Table1">
+    <w:basedOn w:val="TableNormal"/>
+    <w:tblPr>
+      <w:tblStyleRowBandSize w:val="1"/>
+      <w:tblStyleColBandSize w:val="1"/>
+      <w:tblCellMar/>
+    </w:tblPr>
   </w:style>
 </w:styles>
 </file>
